--- a/content/prompt-engineering/prompt-engineering-foundations/prompt-engineering-foundations.docx
+++ b/content/prompt-engineering/prompt-engineering-foundations/prompt-engineering-foundations.docx
@@ -2101,45 +2101,41 @@
           <w:rFonts w:ascii="Consolas" w:hAnsi="Consolas"/>
           <w:sz w:val="16"/>
         </w:rPr>
-        <w:t>&lt;svg xmlns="http://www.w3.org/2000/svg" width="760" height="360" viewBox="0 0 760 360" font-family="Inter, Arial, sans-serif"&gt;</w:t>
-        <w:br/>
-        <w:t>&lt;rect width="760" height="360" fill="#f8fafc"/&gt;</w:t>
-        <w:br/>
-        <w:t>&lt;text x="380" y="34" text-anchor="middle" font-size="20" font-weight="700" fill="#0f172a"&gt;Knowledge Graph - Chain-of-Thought and Reasoning Prompts&lt;/text&gt;</w:t>
-        <w:br/>
-        <w:t>&lt;rect x="290" y="162" width="180" height="56" rx="12" fill="#0f172a"/&gt;</w:t>
-        <w:br/>
-        <w:t>&lt;text x="380" y="195" text-anchor="middle" font-size="14" font-weight="700" fill="#ffffff"&gt;Prompt Engineering&lt;/text&gt;</w:t>
-        <w:br/>
-        <w:t>&lt;line x1="380" y1="190" x2="380" y2="70" stroke="#94a3b8" stroke-width="2"/&gt;</w:t>
-        <w:br/>
-        <w:t>&lt;rect x="308" y="48" width="144" height="44" rx="10" fill="#ffffff" stroke="#2563eb" stroke-width="2"/&gt;</w:t>
-        <w:br/>
-        <w:t>&lt;text x="380" y="74" text-anchor="middle" font-size="11" fill="#0f172a"&gt;Anatomy of a Prompt&lt;/text&gt;</w:t>
-        <w:br/>
-        <w:t>&lt;line x1="380" y1="190" x2="617" y2="153" stroke="#94a3b8" stroke-width="2"/&gt;</w:t>
-        <w:br/>
-        <w:t>&lt;rect x="545" y="131" width="144" height="44" rx="10" fill="#ffffff" stroke="#7c3aed" stroke-width="2"/&gt;</w:t>
-        <w:br/>
-        <w:t>&lt;text x="617" y="157" text-anchor="middle" font-size="11" fill="#0f172a"&gt;Zero-, One- and Few…&lt;/text&gt;</w:t>
-        <w:br/>
-        <w:t>&lt;line x1="380" y1="190" x2="526" y2="287" stroke="#94a3b8" stroke-width="2"/&gt;</w:t>
-        <w:br/>
-        <w:t>&lt;rect x="454" y="265" width="144" height="44" rx="10" fill="#ffffff" stroke="#0891b2" stroke-width="2"/&gt;</w:t>
-        <w:br/>
-        <w:t>&lt;text x="526" y="291" text-anchor="middle" font-size="11" fill="#0f172a"&gt;Chain-of-Thought an…&lt;/text&gt;</w:t>
-        <w:br/>
-        <w:t>&lt;line x1="380" y1="190" x2="234" y2="287" stroke="#94a3b8" stroke-width="2"/&gt;</w:t>
-        <w:br/>
-        <w:t>&lt;rect x="162" y="265" width="144" height="44" rx="10" fill="#ffffff" stroke="#059669" stroke-width="2"/&gt;</w:t>
-        <w:br/>
-        <w:t>&lt;text x="234" y="291" text-anchor="middle" font-size="11" fill="#0f172a"&gt;Structured Output a…&lt;/text&gt;</w:t>
-        <w:br/>
-        <w:t>&lt;line x1="380" y1="190" x2="143" y2="153" stroke="#94a3b8" stroke-width="2"/&gt;</w:t>
-        <w:br/>
-        <w:t>&lt;rect x="71" y="131" width="144" height="44" rx="10" fill="#ffffff" stroke="#d97706" stroke-width="2"/&gt;</w:t>
-        <w:br/>
-        <w:t>&lt;text x="143" y="157" text-anchor="middle" font-size="11" fill="#0f172a"&gt;Retrieval-Augmented…&lt;/text&gt;</w:t>
+        <w:t>&lt;svg xmlns="http://www.w3.org/2000/svg" width="760" height="380" viewBox="0 0 760 380" font-family="Inter, Segoe UI, Arial, sans-serif"&gt;</w:t>
+        <w:br/>
+        <w:t>&lt;defs&gt;&lt;marker id="arrow" markerWidth="10" markerHeight="10" refX="8" refY="3" orient="auto" markerUnits="strokeWidth"&gt;&lt;path d="M0,0 L8,3 L0,6 z" fill="#94a3b8"/&gt;&lt;/marker&gt;&lt;marker id="arrowA" markerWidth="10" markerHeight="10" refX="8" refY="3" orient="auto" markerUnits="strokeWidth"&gt;&lt;path d="M0,0 L8,3 L0,6 z" fill="#4338ca"/&gt;&lt;/marker&gt;&lt;/defs&gt;</w:t>
+        <w:br/>
+        <w:t>&lt;rect width="760" height="380" rx="12" fill="#f8fafc"/&gt;</w:t>
+        <w:br/>
+        <w:t>&lt;text x="380" y="30" text-anchor="middle" font-size="17" font-weight="700" fill="#0f172a"&gt;Knowledge Graph - Chain-of-Thought and Reasoning Prompts&lt;/text&gt;</w:t>
+        <w:br/>
+        <w:t>&lt;circle cx="380.0" cy="198.0" r="46" fill="#0f172a"/&gt;</w:t>
+        <w:br/>
+        <w:t>&lt;text x="380.0" y="202.0" text-anchor="middle" font-size="12" font-weight="700" fill="#ffffff"&gt;Prompt Engine…&lt;/text&gt;</w:t>
+        <w:br/>
+        <w:t>&lt;line x1="380.0" y1="152.0" x2="380.0" y2="92.0" stroke="#94a3b8" stroke-width="2" marker-end="url(#arrow)"/&gt;</w:t>
+        <w:br/>
+        <w:t>&lt;rect x="306.0" y="58.0" width="148" height="44" rx="10" fill="#ffffff" stroke="#4338ca" stroke-width="2"/&gt;&lt;text x="380.0" y="83.74" text-anchor="middle" font-size="11" font-weight="600" fill="#0f172a"&gt;Anatomy of a Prompt&lt;/text&gt;</w:t>
+        <w:br/>
+        <w:t>&lt;line x1="419.83716857408416" y1="175.0" x2="575.7217412552832" y2="145.0" stroke="#94a3b8" stroke-width="2" marker-end="url(#arrow)"/&gt;</w:t>
+        <w:br/>
+        <w:t>&lt;rect x="522.5063509461097" y="117.0" width="148" height="44" rx="10" fill="#ffffff" stroke="#7c3aed" stroke-width="2"/&gt;&lt;text x="596.5063509461097" y="142.74" text-anchor="middle" font-size="11" font-weight="600" fill="#0f172a"&gt;Zero-, One- and Few-Sho…&lt;/text&gt;</w:t>
+        <w:br/>
+        <w:t>&lt;line x1="419.83716857408416" y1="221.0" x2="575.7217412552832" y2="251.0" stroke="#94a3b8" stroke-width="2" marker-end="url(#arrow)"/&gt;</w:t>
+        <w:br/>
+        <w:t>&lt;rect x="522.5063509461097" y="235.0" width="148" height="44" rx="10" fill="#ffffff" stroke="#0891b2" stroke-width="2"/&gt;&lt;text x="596.5063509461097" y="260.74" text-anchor="middle" font-size="11" font-weight="600" fill="#0f172a"&gt;Chain-of-Thought and Re…&lt;/text&gt;</w:t>
+        <w:br/>
+        <w:t>&lt;line x1="380.0" y1="244.0" x2="380.0" y2="304.0" stroke="#94a3b8" stroke-width="2" marker-end="url(#arrow)"/&gt;</w:t>
+        <w:br/>
+        <w:t>&lt;rect x="306.0" y="294.0" width="148" height="44" rx="10" fill="#ffffff" stroke="#059669" stroke-width="2"/&gt;&lt;text x="380.0" y="319.74" text-anchor="middle" font-size="11" font-weight="600" fill="#0f172a"&gt;Structured Output and S…&lt;/text&gt;</w:t>
+        <w:br/>
+        <w:t>&lt;line x1="340.16283142591584" y1="221.0" x2="184.2782587447169" y2="251.00000000000006" stroke="#94a3b8" stroke-width="2" marker-end="url(#arrow)"/&gt;</w:t>
+        <w:br/>
+        <w:t>&lt;rect x="89.49364905389038" y="235.00000000000006" width="148" height="44" rx="10" fill="#ffffff" stroke="#d97706" stroke-width="2"/&gt;&lt;text x="163.49364905389038" y="260.74000000000007" text-anchor="middle" font-size="11" font-weight="600" fill="#0f172a"&gt;Retrieval-Augmented Pro…&lt;/text&gt;</w:t>
+        <w:br/>
+        <w:t>&lt;line x1="340.16283142591584" y1="175.0" x2="184.27825874471688" y2="145.0" stroke="#94a3b8" stroke-width="2" marker-end="url(#arrow)"/&gt;</w:t>
+        <w:br/>
+        <w:t>&lt;rect x="89.49364905389035" y="117.0" width="148" height="44" rx="10" fill="#ffffff" stroke="#dc2626" stroke-width="2"/&gt;&lt;text x="163.49364905389035" y="142.74" text-anchor="middle" font-size="11" font-weight="600" fill="#0f172a"&gt;Tool Use and Function C…&lt;/text&gt;</w:t>
         <w:br/>
         <w:t>&lt;/svg&gt;</w:t>
       </w:r>
@@ -2944,45 +2940,41 @@
           <w:rFonts w:ascii="Consolas" w:hAnsi="Consolas"/>
           <w:sz w:val="16"/>
         </w:rPr>
-        <w:t>&lt;svg xmlns="http://www.w3.org/2000/svg" width="760" height="360" viewBox="0 0 760 360" font-family="Inter, Arial, sans-serif"&gt;</w:t>
-        <w:br/>
-        <w:t>&lt;rect width="760" height="360" fill="#f8fafc"/&gt;</w:t>
-        <w:br/>
-        <w:t>&lt;text x="380" y="34" text-anchor="middle" font-size="20" font-weight="700" fill="#0f172a"&gt;Capability Map - Structured Output and Schema Enforceme…&lt;/text&gt;</w:t>
-        <w:br/>
-        <w:t>&lt;rect x="290" y="162" width="180" height="56" rx="12" fill="#0f172a"/&gt;</w:t>
-        <w:br/>
-        <w:t>&lt;text x="380" y="195" text-anchor="middle" font-size="14" font-weight="700" fill="#ffffff"&gt;Prompt Engineering&lt;/text&gt;</w:t>
-        <w:br/>
-        <w:t>&lt;line x1="380" y1="190" x2="380" y2="70" stroke="#94a3b8" stroke-width="2"/&gt;</w:t>
-        <w:br/>
-        <w:t>&lt;rect x="308" y="48" width="144" height="44" rx="10" fill="#ffffff" stroke="#2563eb" stroke-width="2"/&gt;</w:t>
-        <w:br/>
-        <w:t>&lt;text x="380" y="74" text-anchor="middle" font-size="11" fill="#0f172a"&gt;Anatomy of a Prompt&lt;/text&gt;</w:t>
-        <w:br/>
-        <w:t>&lt;line x1="380" y1="190" x2="617" y2="153" stroke="#94a3b8" stroke-width="2"/&gt;</w:t>
-        <w:br/>
-        <w:t>&lt;rect x="545" y="131" width="144" height="44" rx="10" fill="#ffffff" stroke="#7c3aed" stroke-width="2"/&gt;</w:t>
-        <w:br/>
-        <w:t>&lt;text x="617" y="157" text-anchor="middle" font-size="11" fill="#0f172a"&gt;Zero-, One- and Few…&lt;/text&gt;</w:t>
-        <w:br/>
-        <w:t>&lt;line x1="380" y1="190" x2="526" y2="287" stroke="#94a3b8" stroke-width="2"/&gt;</w:t>
-        <w:br/>
-        <w:t>&lt;rect x="454" y="265" width="144" height="44" rx="10" fill="#ffffff" stroke="#0891b2" stroke-width="2"/&gt;</w:t>
-        <w:br/>
-        <w:t>&lt;text x="526" y="291" text-anchor="middle" font-size="11" fill="#0f172a"&gt;Chain-of-Thought an…&lt;/text&gt;</w:t>
-        <w:br/>
-        <w:t>&lt;line x1="380" y1="190" x2="234" y2="287" stroke="#94a3b8" stroke-width="2"/&gt;</w:t>
-        <w:br/>
-        <w:t>&lt;rect x="162" y="265" width="144" height="44" rx="10" fill="#ffffff" stroke="#059669" stroke-width="2"/&gt;</w:t>
-        <w:br/>
-        <w:t>&lt;text x="234" y="291" text-anchor="middle" font-size="11" fill="#0f172a"&gt;Structured Output a…&lt;/text&gt;</w:t>
-        <w:br/>
-        <w:t>&lt;line x1="380" y1="190" x2="143" y2="153" stroke="#94a3b8" stroke-width="2"/&gt;</w:t>
-        <w:br/>
-        <w:t>&lt;rect x="71" y="131" width="144" height="44" rx="10" fill="#ffffff" stroke="#d97706" stroke-width="2"/&gt;</w:t>
-        <w:br/>
-        <w:t>&lt;text x="143" y="157" text-anchor="middle" font-size="11" fill="#0f172a"&gt;Retrieval-Augmented…&lt;/text&gt;</w:t>
+        <w:t>&lt;svg xmlns="http://www.w3.org/2000/svg" width="760" height="380" viewBox="0 0 760 380" font-family="Inter, Segoe UI, Arial, sans-serif"&gt;</w:t>
+        <w:br/>
+        <w:t>&lt;defs&gt;&lt;marker id="arrow" markerWidth="10" markerHeight="10" refX="8" refY="3" orient="auto" markerUnits="strokeWidth"&gt;&lt;path d="M0,0 L8,3 L0,6 z" fill="#94a3b8"/&gt;&lt;/marker&gt;&lt;marker id="arrowA" markerWidth="10" markerHeight="10" refX="8" refY="3" orient="auto" markerUnits="strokeWidth"&gt;&lt;path d="M0,0 L8,3 L0,6 z" fill="#4338ca"/&gt;&lt;/marker&gt;&lt;/defs&gt;</w:t>
+        <w:br/>
+        <w:t>&lt;rect width="760" height="380" rx="12" fill="#f8fafc"/&gt;</w:t>
+        <w:br/>
+        <w:t>&lt;text x="380" y="30" text-anchor="middle" font-size="17" font-weight="700" fill="#0f172a"&gt;Capability Map - Structured Output and Schema Enforcement&lt;/text&gt;</w:t>
+        <w:br/>
+        <w:t>&lt;circle cx="380.0" cy="198.0" r="46" fill="#0f172a"/&gt;</w:t>
+        <w:br/>
+        <w:t>&lt;text x="380.0" y="202.0" text-anchor="middle" font-size="12" font-weight="700" fill="#ffffff"&gt;Prompt Engine…&lt;/text&gt;</w:t>
+        <w:br/>
+        <w:t>&lt;line x1="380.0" y1="152.0" x2="380.0" y2="92.0" stroke="#94a3b8" stroke-width="2" marker-end="url(#arrow)"/&gt;</w:t>
+        <w:br/>
+        <w:t>&lt;rect x="306.0" y="58.0" width="148" height="44" rx="10" fill="#ffffff" stroke="#4338ca" stroke-width="2"/&gt;&lt;text x="380.0" y="83.74" text-anchor="middle" font-size="11" font-weight="600" fill="#0f172a"&gt;Anatomy of a Prompt&lt;/text&gt;</w:t>
+        <w:br/>
+        <w:t>&lt;line x1="419.83716857408416" y1="175.0" x2="575.7217412552832" y2="145.0" stroke="#94a3b8" stroke-width="2" marker-end="url(#arrow)"/&gt;</w:t>
+        <w:br/>
+        <w:t>&lt;rect x="522.5063509461097" y="117.0" width="148" height="44" rx="10" fill="#ffffff" stroke="#7c3aed" stroke-width="2"/&gt;&lt;text x="596.5063509461097" y="142.74" text-anchor="middle" font-size="11" font-weight="600" fill="#0f172a"&gt;Zero-, One- and Few-Sho…&lt;/text&gt;</w:t>
+        <w:br/>
+        <w:t>&lt;line x1="419.83716857408416" y1="221.0" x2="575.7217412552832" y2="251.0" stroke="#94a3b8" stroke-width="2" marker-end="url(#arrow)"/&gt;</w:t>
+        <w:br/>
+        <w:t>&lt;rect x="522.5063509461097" y="235.0" width="148" height="44" rx="10" fill="#ffffff" stroke="#0891b2" stroke-width="2"/&gt;&lt;text x="596.5063509461097" y="260.74" text-anchor="middle" font-size="11" font-weight="600" fill="#0f172a"&gt;Chain-of-Thought and Re…&lt;/text&gt;</w:t>
+        <w:br/>
+        <w:t>&lt;line x1="380.0" y1="244.0" x2="380.0" y2="304.0" stroke="#94a3b8" stroke-width="2" marker-end="url(#arrow)"/&gt;</w:t>
+        <w:br/>
+        <w:t>&lt;rect x="306.0" y="294.0" width="148" height="44" rx="10" fill="#ffffff" stroke="#059669" stroke-width="2"/&gt;&lt;text x="380.0" y="319.74" text-anchor="middle" font-size="11" font-weight="600" fill="#0f172a"&gt;Structured Output and S…&lt;/text&gt;</w:t>
+        <w:br/>
+        <w:t>&lt;line x1="340.16283142591584" y1="221.0" x2="184.2782587447169" y2="251.00000000000006" stroke="#94a3b8" stroke-width="2" marker-end="url(#arrow)"/&gt;</w:t>
+        <w:br/>
+        <w:t>&lt;rect x="89.49364905389038" y="235.00000000000006" width="148" height="44" rx="10" fill="#ffffff" stroke="#d97706" stroke-width="2"/&gt;&lt;text x="163.49364905389038" y="260.74000000000007" text-anchor="middle" font-size="11" font-weight="600" fill="#0f172a"&gt;Retrieval-Augmented Pro…&lt;/text&gt;</w:t>
+        <w:br/>
+        <w:t>&lt;line x1="340.16283142591584" y1="175.0" x2="184.27825874471688" y2="145.0" stroke="#94a3b8" stroke-width="2" marker-end="url(#arrow)"/&gt;</w:t>
+        <w:br/>
+        <w:t>&lt;rect x="89.49364905389035" y="117.0" width="148" height="44" rx="10" fill="#ffffff" stroke="#dc2626" stroke-width="2"/&gt;&lt;text x="163.49364905389035" y="142.74" text-anchor="middle" font-size="11" font-weight="600" fill="#0f172a"&gt;Tool Use and Function C…&lt;/text&gt;</w:t>
         <w:br/>
         <w:t>&lt;/svg&gt;</w:t>
       </w:r>
@@ -3762,45 +3754,51 @@
           <w:rFonts w:ascii="Consolas" w:hAnsi="Consolas"/>
           <w:sz w:val="16"/>
         </w:rPr>
-        <w:t>&lt;svg xmlns="http://www.w3.org/2000/svg" width="760" height="360" viewBox="0 0 760 360" font-family="Inter, Arial, sans-serif"&gt;</w:t>
-        <w:br/>
-        <w:t>&lt;rect width="760" height="360" fill="#f8fafc"/&gt;</w:t>
-        <w:br/>
-        <w:t>&lt;text x="380" y="34" text-anchor="middle" font-size="20" font-weight="700" fill="#0f172a"&gt;Architecture - Retrieval-Augmented Prompting&lt;/text&gt;</w:t>
-        <w:br/>
-        <w:t>&lt;rect x="290" y="162" width="180" height="56" rx="12" fill="#0f172a"/&gt;</w:t>
-        <w:br/>
-        <w:t>&lt;text x="380" y="195" text-anchor="middle" font-size="14" font-weight="700" fill="#ffffff"&gt;Prompt Engineering&lt;/text&gt;</w:t>
-        <w:br/>
-        <w:t>&lt;line x1="380" y1="190" x2="380" y2="70" stroke="#94a3b8" stroke-width="2"/&gt;</w:t>
-        <w:br/>
-        <w:t>&lt;rect x="308" y="48" width="144" height="44" rx="10" fill="#ffffff" stroke="#2563eb" stroke-width="2"/&gt;</w:t>
-        <w:br/>
-        <w:t>&lt;text x="380" y="74" text-anchor="middle" font-size="11" fill="#0f172a"&gt;Anatomy of a Prompt&lt;/text&gt;</w:t>
-        <w:br/>
-        <w:t>&lt;line x1="380" y1="190" x2="617" y2="153" stroke="#94a3b8" stroke-width="2"/&gt;</w:t>
-        <w:br/>
-        <w:t>&lt;rect x="545" y="131" width="144" height="44" rx="10" fill="#ffffff" stroke="#7c3aed" stroke-width="2"/&gt;</w:t>
-        <w:br/>
-        <w:t>&lt;text x="617" y="157" text-anchor="middle" font-size="11" fill="#0f172a"&gt;Zero-, One- and Few…&lt;/text&gt;</w:t>
-        <w:br/>
-        <w:t>&lt;line x1="380" y1="190" x2="526" y2="287" stroke="#94a3b8" stroke-width="2"/&gt;</w:t>
-        <w:br/>
-        <w:t>&lt;rect x="454" y="265" width="144" height="44" rx="10" fill="#ffffff" stroke="#0891b2" stroke-width="2"/&gt;</w:t>
-        <w:br/>
-        <w:t>&lt;text x="526" y="291" text-anchor="middle" font-size="11" fill="#0f172a"&gt;Chain-of-Thought an…&lt;/text&gt;</w:t>
-        <w:br/>
-        <w:t>&lt;line x1="380" y1="190" x2="234" y2="287" stroke="#94a3b8" stroke-width="2"/&gt;</w:t>
-        <w:br/>
-        <w:t>&lt;rect x="162" y="265" width="144" height="44" rx="10" fill="#ffffff" stroke="#059669" stroke-width="2"/&gt;</w:t>
-        <w:br/>
-        <w:t>&lt;text x="234" y="291" text-anchor="middle" font-size="11" fill="#0f172a"&gt;Structured Output a…&lt;/text&gt;</w:t>
-        <w:br/>
-        <w:t>&lt;line x1="380" y1="190" x2="143" y2="153" stroke="#94a3b8" stroke-width="2"/&gt;</w:t>
-        <w:br/>
-        <w:t>&lt;rect x="71" y="131" width="144" height="44" rx="10" fill="#ffffff" stroke="#d97706" stroke-width="2"/&gt;</w:t>
-        <w:br/>
-        <w:t>&lt;text x="143" y="157" text-anchor="middle" font-size="11" fill="#0f172a"&gt;Retrieval-Augmented…&lt;/text&gt;</w:t>
+        <w:t>&lt;svg xmlns="http://www.w3.org/2000/svg" width="760" height="380" viewBox="0 0 760 380" font-family="Inter, Segoe UI, Arial, sans-serif"&gt;</w:t>
+        <w:br/>
+        <w:t>&lt;defs&gt;&lt;marker id="arrow" markerWidth="10" markerHeight="10" refX="8" refY="3" orient="auto" markerUnits="strokeWidth"&gt;&lt;path d="M0,0 L8,3 L0,6 z" fill="#94a3b8"/&gt;&lt;/marker&gt;&lt;marker id="arrowA" markerWidth="10" markerHeight="10" refX="8" refY="3" orient="auto" markerUnits="strokeWidth"&gt;&lt;path d="M0,0 L8,3 L0,6 z" fill="#4338ca"/&gt;&lt;/marker&gt;&lt;/defs&gt;</w:t>
+        <w:br/>
+        <w:t>&lt;rect width="760" height="380" rx="12" fill="#f8fafc"/&gt;</w:t>
+        <w:br/>
+        <w:t>&lt;text x="380" y="30" text-anchor="middle" font-size="17" font-weight="700" fill="#0f172a"&gt;Architecture - Retrieval-Augmented Prompting&lt;/text&gt;</w:t>
+        <w:br/>
+        <w:t>&lt;rect x="30" y="48" width="700" height="96" rx="12" fill="#eef2ff" stroke="#e2e8f0"/&gt;</w:t>
+        <w:br/>
+        <w:t>&lt;text x="44" y="66" font-size="11" font-weight="700" fill="#475569"&gt;Consumers&lt;/text&gt;</w:t>
+        <w:br/>
+        <w:t>&lt;rect x="44" y="78" width="150" height="48" rx="10" fill="#ffffff" stroke="#4338ca" stroke-width="2"/&gt;&lt;text x="119.0" y="105.74" text-anchor="middle" font-size="11" font-weight="600" fill="#0f172a"&gt;Users / Apps&lt;/text&gt;</w:t>
+        <w:br/>
+        <w:t>&lt;rect x="208" y="78" width="150" height="48" rx="10" fill="#ffffff" stroke="#7c3aed" stroke-width="2"/&gt;&lt;text x="283.0" y="105.74" text-anchor="middle" font-size="11" font-weight="600" fill="#0f172a"&gt;API Clients&lt;/text&gt;</w:t>
+        <w:br/>
+        <w:t>&lt;rect x="30" y="166" width="700" height="96" rx="12" fill="#f5f3ff" stroke="#e2e8f0"/&gt;</w:t>
+        <w:br/>
+        <w:t>&lt;text x="44" y="184" font-size="11" font-weight="700" fill="#475569"&gt;Prompt Engineering Platform&lt;/text&gt;</w:t>
+        <w:br/>
+        <w:t>&lt;rect x="44.0" y="196" width="122.8" height="48" rx="10" fill="#ffffff" stroke="#7c3aed" stroke-width="2"/&gt;&lt;text x="105.4" y="223.74" text-anchor="middle" font-size="11" font-weight="600" fill="#0f172a"&gt;Gateway&lt;/text&gt;</w:t>
+        <w:br/>
+        <w:t>&lt;rect x="180.8" y="196" width="122.8" height="48" rx="10" fill="#ffffff" stroke="#0891b2" stroke-width="2"/&gt;&lt;text x="242.20000000000002" y="223.74" text-anchor="middle" font-size="11" font-weight="600" fill="#0f172a"&gt;Anatomy of a Prompt&lt;/text&gt;</w:t>
+        <w:br/>
+        <w:t>&lt;rect x="317.6" y="196" width="122.8" height="48" rx="10" fill="#ffffff" stroke="#059669" stroke-width="2"/&gt;&lt;text x="379.0" y="223.74" text-anchor="middle" font-size="11" font-weight="600" fill="#0f172a"&gt;Zero-, One- and Fe…&lt;/text&gt;</w:t>
+        <w:br/>
+        <w:t>&lt;rect x="454.40000000000003" y="196" width="122.8" height="48" rx="10" fill="#ffffff" stroke="#d97706" stroke-width="2"/&gt;&lt;text x="515.8000000000001" y="223.74" text-anchor="middle" font-size="11" font-weight="600" fill="#0f172a"&gt;Chain-of-Thought a…&lt;/text&gt;</w:t>
+        <w:br/>
+        <w:t>&lt;rect x="591.2" y="196" width="122.8" height="48" rx="10" fill="#ffffff" stroke="#dc2626" stroke-width="2"/&gt;&lt;text x="652.6" y="223.74" text-anchor="middle" font-size="11" font-weight="600" fill="#0f172a"&gt;Structured Output …&lt;/text&gt;</w:t>
+        <w:br/>
+        <w:t>&lt;rect x="30" y="284" width="700" height="96" rx="12" fill="#ecfeff" stroke="#e2e8f0"/&gt;</w:t>
+        <w:br/>
+        <w:t>&lt;text x="44" y="302" font-size="11" font-weight="700" fill="#475569"&gt;Data &amp;amp; Operations&lt;/text&gt;</w:t>
+        <w:br/>
+        <w:t>&lt;rect x="44" y="314" width="150" height="48" rx="10" fill="#ffffff" stroke="#0891b2" stroke-width="2"/&gt;&lt;text x="119.0" y="341.74" text-anchor="middle" font-size="11" font-weight="600" fill="#0f172a"&gt;Primary Store&lt;/text&gt;</w:t>
+        <w:br/>
+        <w:t>&lt;rect x="208" y="314" width="150" height="48" rx="10" fill="#ffffff" stroke="#059669" stroke-width="2"/&gt;&lt;text x="283.0" y="341.74" text-anchor="middle" font-size="11" font-weight="600" fill="#0f172a"&gt;Vector Index&lt;/text&gt;</w:t>
+        <w:br/>
+        <w:t>&lt;rect x="372" y="314" width="150" height="48" rx="10" fill="#ffffff" stroke="#d97706" stroke-width="2"/&gt;&lt;text x="447.0" y="341.74" text-anchor="middle" font-size="11" font-weight="600" fill="#0f172a"&gt;Observability&lt;/text&gt;</w:t>
+        <w:br/>
+        <w:t>&lt;rect x="536" y="314" width="150" height="48" rx="10" fill="#ffffff" stroke="#dc2626" stroke-width="2"/&gt;&lt;text x="611.0" y="341.74" text-anchor="middle" font-size="11" font-weight="600" fill="#0f172a"&gt;Security&lt;/text&gt;</w:t>
+        <w:br/>
+        <w:t>&lt;line x1="380.0" y1="126" x2="380.0" y2="196" stroke="#4338ca" stroke-width="2" marker-end="url(#arrowA)"/&gt;</w:t>
+        <w:br/>
+        <w:t>&lt;line x1="380.0" y1="244" x2="380.0" y2="314" stroke="#4338ca" stroke-width="2" marker-end="url(#arrowA)"/&gt;</w:t>
         <w:br/>
         <w:t>&lt;/svg&gt;</w:t>
       </w:r>
@@ -5539,45 +5537,39 @@
           <w:rFonts w:ascii="Consolas" w:hAnsi="Consolas"/>
           <w:sz w:val="16"/>
         </w:rPr>
-        <w:t>&lt;svg xmlns="http://www.w3.org/2000/svg" width="760" height="360" viewBox="0 0 760 360" font-family="Inter, Arial, sans-serif"&gt;</w:t>
-        <w:br/>
-        <w:t>&lt;rect width="760" height="360" fill="#f8fafc"/&gt;</w:t>
-        <w:br/>
-        <w:t>&lt;text x="380" y="34" text-anchor="middle" font-size="20" font-weight="700" fill="#0f172a"&gt;CI/CD Pipeline - Prompt Templates and Composition&lt;/text&gt;</w:t>
-        <w:br/>
-        <w:t>&lt;rect x="290" y="162" width="180" height="56" rx="12" fill="#0f172a"/&gt;</w:t>
-        <w:br/>
-        <w:t>&lt;text x="380" y="195" text-anchor="middle" font-size="14" font-weight="700" fill="#ffffff"&gt;Prompt Engineering&lt;/text&gt;</w:t>
-        <w:br/>
-        <w:t>&lt;line x1="380" y1="190" x2="380" y2="70" stroke="#94a3b8" stroke-width="2"/&gt;</w:t>
-        <w:br/>
-        <w:t>&lt;rect x="308" y="48" width="144" height="44" rx="10" fill="#ffffff" stroke="#2563eb" stroke-width="2"/&gt;</w:t>
-        <w:br/>
-        <w:t>&lt;text x="380" y="74" text-anchor="middle" font-size="11" fill="#0f172a"&gt;Anatomy of a Prompt&lt;/text&gt;</w:t>
-        <w:br/>
-        <w:t>&lt;line x1="380" y1="190" x2="617" y2="153" stroke="#94a3b8" stroke-width="2"/&gt;</w:t>
-        <w:br/>
-        <w:t>&lt;rect x="545" y="131" width="144" height="44" rx="10" fill="#ffffff" stroke="#7c3aed" stroke-width="2"/&gt;</w:t>
-        <w:br/>
-        <w:t>&lt;text x="617" y="157" text-anchor="middle" font-size="11" fill="#0f172a"&gt;Zero-, One- and Few…&lt;/text&gt;</w:t>
-        <w:br/>
-        <w:t>&lt;line x1="380" y1="190" x2="526" y2="287" stroke="#94a3b8" stroke-width="2"/&gt;</w:t>
-        <w:br/>
-        <w:t>&lt;rect x="454" y="265" width="144" height="44" rx="10" fill="#ffffff" stroke="#0891b2" stroke-width="2"/&gt;</w:t>
-        <w:br/>
-        <w:t>&lt;text x="526" y="291" text-anchor="middle" font-size="11" fill="#0f172a"&gt;Chain-of-Thought an…&lt;/text&gt;</w:t>
-        <w:br/>
-        <w:t>&lt;line x1="380" y1="190" x2="234" y2="287" stroke="#94a3b8" stroke-width="2"/&gt;</w:t>
-        <w:br/>
-        <w:t>&lt;rect x="162" y="265" width="144" height="44" rx="10" fill="#ffffff" stroke="#059669" stroke-width="2"/&gt;</w:t>
-        <w:br/>
-        <w:t>&lt;text x="234" y="291" text-anchor="middle" font-size="11" fill="#0f172a"&gt;Structured Output a…&lt;/text&gt;</w:t>
-        <w:br/>
-        <w:t>&lt;line x1="380" y1="190" x2="143" y2="153" stroke="#94a3b8" stroke-width="2"/&gt;</w:t>
-        <w:br/>
-        <w:t>&lt;rect x="71" y="131" width="144" height="44" rx="10" fill="#ffffff" stroke="#d97706" stroke-width="2"/&gt;</w:t>
-        <w:br/>
-        <w:t>&lt;text x="143" y="157" text-anchor="middle" font-size="11" fill="#0f172a"&gt;Retrieval-Augmented…&lt;/text&gt;</w:t>
+        <w:t>&lt;svg xmlns="http://www.w3.org/2000/svg" width="760" height="380" viewBox="0 0 760 380" font-family="Inter, Segoe UI, Arial, sans-serif"&gt;</w:t>
+        <w:br/>
+        <w:t>&lt;defs&gt;&lt;marker id="arrow" markerWidth="10" markerHeight="10" refX="8" refY="3" orient="auto" markerUnits="strokeWidth"&gt;&lt;path d="M0,0 L8,3 L0,6 z" fill="#94a3b8"/&gt;&lt;/marker&gt;&lt;marker id="arrowA" markerWidth="10" markerHeight="10" refX="8" refY="3" orient="auto" markerUnits="strokeWidth"&gt;&lt;path d="M0,0 L8,3 L0,6 z" fill="#4338ca"/&gt;&lt;/marker&gt;&lt;/defs&gt;</w:t>
+        <w:br/>
+        <w:t>&lt;rect width="760" height="380" rx="12" fill="#f8fafc"/&gt;</w:t>
+        <w:br/>
+        <w:t>&lt;text x="380" y="30" text-anchor="middle" font-size="17" font-weight="700" fill="#0f172a"&gt;CI/CD Pipeline - Prompt Templates and Composition&lt;/text&gt;</w:t>
+        <w:br/>
+        <w:t>&lt;rect x="40.0" y="166.0" width="104" height="60" rx="10" fill="#ffffff" stroke="#4338ca" stroke-width="2"/&gt;&lt;text x="92.0" y="200.08" text-anchor="middle" font-size="12" font-weight="600" fill="#0f172a"&gt;Commit&lt;/text&gt;</w:t>
+        <w:br/>
+        <w:t>&lt;rect x="155.2" y="166.0" width="104" height="60" rx="10" fill="#ffffff" stroke="#7c3aed" stroke-width="2"/&gt;&lt;text x="207.2" y="200.08" text-anchor="middle" font-size="12" font-weight="600" fill="#0f172a"&gt;Build&lt;/text&gt;</w:t>
+        <w:br/>
+        <w:t>&lt;line x1="144.0" y1="196.0" x2="155.2" y2="196.0" stroke="#4338ca" stroke-width="2" marker-end="url(#arrowA)"/&gt;</w:t>
+        <w:br/>
+        <w:t>&lt;rect x="270.4" y="166.0" width="104" height="60" rx="10" fill="#ffffff" stroke="#0891b2" stroke-width="2"/&gt;&lt;text x="322.4" y="200.08" text-anchor="middle" font-size="12" font-weight="600" fill="#0f172a"&gt;Eval Gate&lt;/text&gt;</w:t>
+        <w:br/>
+        <w:t>&lt;line x1="259.2" y1="196.0" x2="270.4" y2="196.0" stroke="#4338ca" stroke-width="2" marker-end="url(#arrowA)"/&gt;</w:t>
+        <w:br/>
+        <w:t>&lt;rect x="385.6" y="166.0" width="104" height="60" rx="10" fill="#ffffff" stroke="#059669" stroke-width="2"/&gt;&lt;text x="437.6" y="200.08" text-anchor="middle" font-size="12" font-weight="600" fill="#0f172a"&gt;Package&lt;/text&gt;</w:t>
+        <w:br/>
+        <w:t>&lt;line x1="374.4" y1="196.0" x2="385.6" y2="196.0" stroke="#4338ca" stroke-width="2" marker-end="url(#arrowA)"/&gt;</w:t>
+        <w:br/>
+        <w:t>&lt;rect x="500.8" y="166.0" width="104" height="60" rx="10" fill="#ffffff" stroke="#d97706" stroke-width="2"/&gt;&lt;text x="552.8" y="200.08" text-anchor="middle" font-size="12" font-weight="600" fill="#0f172a"&gt;Deploy&lt;/text&gt;</w:t>
+        <w:br/>
+        <w:t>&lt;line x1="489.6" y1="196.0" x2="500.8" y2="196.0" stroke="#4338ca" stroke-width="2" marker-end="url(#arrowA)"/&gt;</w:t>
+        <w:br/>
+        <w:t>&lt;rect x="616.0" y="166.0" width="104" height="60" rx="10" fill="#ffffff" stroke="#dc2626" stroke-width="2"/&gt;&lt;text x="668.0" y="200.08" text-anchor="middle" font-size="12" font-weight="600" fill="#0f172a"&gt;Monitor&lt;/text&gt;</w:t>
+        <w:br/>
+        <w:t>&lt;line x1="604.8" y1="196.0" x2="616.0" y2="196.0" stroke="#4338ca" stroke-width="2" marker-end="url(#arrowA)"/&gt;</w:t>
+        <w:br/>
+        <w:t>&lt;path d="M668.0,226.0 q0,46 -288.0,46 q-288.0,0 -288.0,-46" fill="none" stroke="#cbd5e1" stroke-width="1.6" stroke-dasharray="5 4" marker-end="url(#arrow)"/&gt;</w:t>
+        <w:br/>
+        <w:t>&lt;text x="380.0" y="288.0" text-anchor="middle" font-size="9.5" fill="#94a3b8"&gt;feedback / monitoring loop&lt;/text&gt;</w:t>
         <w:br/>
         <w:t>&lt;/svg&gt;</w:t>
       </w:r>
@@ -9800,45 +9792,51 @@
           <w:rFonts w:ascii="Consolas" w:hAnsi="Consolas"/>
           <w:sz w:val="16"/>
         </w:rPr>
-        <w:t>&lt;svg xmlns="http://www.w3.org/2000/svg" width="760" height="360" viewBox="0 0 760 360" font-family="Inter, Arial, sans-serif"&gt;</w:t>
-        <w:br/>
-        <w:t>&lt;rect width="760" height="360" fill="#f8fafc"/&gt;</w:t>
-        <w:br/>
-        <w:t>&lt;text x="380" y="34" text-anchor="middle" font-size="20" font-weight="700" fill="#0f172a"&gt;Security Architecture - Prompt Management and Versioning&lt;/text&gt;</w:t>
-        <w:br/>
-        <w:t>&lt;rect x="290" y="162" width="180" height="56" rx="12" fill="#0f172a"/&gt;</w:t>
-        <w:br/>
-        <w:t>&lt;text x="380" y="195" text-anchor="middle" font-size="14" font-weight="700" fill="#ffffff"&gt;Prompt Engineering&lt;/text&gt;</w:t>
-        <w:br/>
-        <w:t>&lt;line x1="380" y1="190" x2="380" y2="70" stroke="#94a3b8" stroke-width="2"/&gt;</w:t>
-        <w:br/>
-        <w:t>&lt;rect x="308" y="48" width="144" height="44" rx="10" fill="#ffffff" stroke="#2563eb" stroke-width="2"/&gt;</w:t>
-        <w:br/>
-        <w:t>&lt;text x="380" y="74" text-anchor="middle" font-size="11" fill="#0f172a"&gt;Anatomy of a Prompt&lt;/text&gt;</w:t>
-        <w:br/>
-        <w:t>&lt;line x1="380" y1="190" x2="617" y2="153" stroke="#94a3b8" stroke-width="2"/&gt;</w:t>
-        <w:br/>
-        <w:t>&lt;rect x="545" y="131" width="144" height="44" rx="10" fill="#ffffff" stroke="#7c3aed" stroke-width="2"/&gt;</w:t>
-        <w:br/>
-        <w:t>&lt;text x="617" y="157" text-anchor="middle" font-size="11" fill="#0f172a"&gt;Zero-, One- and Few…&lt;/text&gt;</w:t>
-        <w:br/>
-        <w:t>&lt;line x1="380" y1="190" x2="526" y2="287" stroke="#94a3b8" stroke-width="2"/&gt;</w:t>
-        <w:br/>
-        <w:t>&lt;rect x="454" y="265" width="144" height="44" rx="10" fill="#ffffff" stroke="#0891b2" stroke-width="2"/&gt;</w:t>
-        <w:br/>
-        <w:t>&lt;text x="526" y="291" text-anchor="middle" font-size="11" fill="#0f172a"&gt;Chain-of-Thought an…&lt;/text&gt;</w:t>
-        <w:br/>
-        <w:t>&lt;line x1="380" y1="190" x2="234" y2="287" stroke="#94a3b8" stroke-width="2"/&gt;</w:t>
-        <w:br/>
-        <w:t>&lt;rect x="162" y="265" width="144" height="44" rx="10" fill="#ffffff" stroke="#059669" stroke-width="2"/&gt;</w:t>
-        <w:br/>
-        <w:t>&lt;text x="234" y="291" text-anchor="middle" font-size="11" fill="#0f172a"&gt;Structured Output a…&lt;/text&gt;</w:t>
-        <w:br/>
-        <w:t>&lt;line x1="380" y1="190" x2="143" y2="153" stroke="#94a3b8" stroke-width="2"/&gt;</w:t>
-        <w:br/>
-        <w:t>&lt;rect x="71" y="131" width="144" height="44" rx="10" fill="#ffffff" stroke="#d97706" stroke-width="2"/&gt;</w:t>
-        <w:br/>
-        <w:t>&lt;text x="143" y="157" text-anchor="middle" font-size="11" fill="#0f172a"&gt;Retrieval-Augmented…&lt;/text&gt;</w:t>
+        <w:t>&lt;svg xmlns="http://www.w3.org/2000/svg" width="760" height="380" viewBox="0 0 760 380" font-family="Inter, Segoe UI, Arial, sans-serif"&gt;</w:t>
+        <w:br/>
+        <w:t>&lt;defs&gt;&lt;marker id="arrow" markerWidth="10" markerHeight="10" refX="8" refY="3" orient="auto" markerUnits="strokeWidth"&gt;&lt;path d="M0,0 L8,3 L0,6 z" fill="#94a3b8"/&gt;&lt;/marker&gt;&lt;marker id="arrowA" markerWidth="10" markerHeight="10" refX="8" refY="3" orient="auto" markerUnits="strokeWidth"&gt;&lt;path d="M0,0 L8,3 L0,6 z" fill="#4338ca"/&gt;&lt;/marker&gt;&lt;/defs&gt;</w:t>
+        <w:br/>
+        <w:t>&lt;rect width="760" height="380" rx="12" fill="#f8fafc"/&gt;</w:t>
+        <w:br/>
+        <w:t>&lt;text x="380" y="30" text-anchor="middle" font-size="17" font-weight="700" fill="#0f172a"&gt;Security Architecture - Prompt Management and Versioning&lt;/text&gt;</w:t>
+        <w:br/>
+        <w:t>&lt;rect x="30" y="48" width="700" height="96" rx="12" fill="#eef2ff" stroke="#e2e8f0"/&gt;</w:t>
+        <w:br/>
+        <w:t>&lt;text x="44" y="66" font-size="11" font-weight="700" fill="#475569"&gt;Consumers&lt;/text&gt;</w:t>
+        <w:br/>
+        <w:t>&lt;rect x="44" y="78" width="150" height="48" rx="10" fill="#ffffff" stroke="#4338ca" stroke-width="2"/&gt;&lt;text x="119.0" y="105.74" text-anchor="middle" font-size="11" font-weight="600" fill="#0f172a"&gt;Users / Apps&lt;/text&gt;</w:t>
+        <w:br/>
+        <w:t>&lt;rect x="208" y="78" width="150" height="48" rx="10" fill="#ffffff" stroke="#7c3aed" stroke-width="2"/&gt;&lt;text x="283.0" y="105.74" text-anchor="middle" font-size="11" font-weight="600" fill="#0f172a"&gt;API Clients&lt;/text&gt;</w:t>
+        <w:br/>
+        <w:t>&lt;rect x="30" y="166" width="700" height="96" rx="12" fill="#f5f3ff" stroke="#e2e8f0"/&gt;</w:t>
+        <w:br/>
+        <w:t>&lt;text x="44" y="184" font-size="11" font-weight="700" fill="#475569"&gt;Prompt Engineering Platform&lt;/text&gt;</w:t>
+        <w:br/>
+        <w:t>&lt;rect x="44.0" y="196" width="122.8" height="48" rx="10" fill="#ffffff" stroke="#7c3aed" stroke-width="2"/&gt;&lt;text x="105.4" y="223.74" text-anchor="middle" font-size="11" font-weight="600" fill="#0f172a"&gt;Gateway&lt;/text&gt;</w:t>
+        <w:br/>
+        <w:t>&lt;rect x="180.8" y="196" width="122.8" height="48" rx="10" fill="#ffffff" stroke="#0891b2" stroke-width="2"/&gt;&lt;text x="242.20000000000002" y="223.74" text-anchor="middle" font-size="11" font-weight="600" fill="#0f172a"&gt;Anatomy of a Prompt&lt;/text&gt;</w:t>
+        <w:br/>
+        <w:t>&lt;rect x="317.6" y="196" width="122.8" height="48" rx="10" fill="#ffffff" stroke="#059669" stroke-width="2"/&gt;&lt;text x="379.0" y="223.74" text-anchor="middle" font-size="11" font-weight="600" fill="#0f172a"&gt;Zero-, One- and Fe…&lt;/text&gt;</w:t>
+        <w:br/>
+        <w:t>&lt;rect x="454.40000000000003" y="196" width="122.8" height="48" rx="10" fill="#ffffff" stroke="#d97706" stroke-width="2"/&gt;&lt;text x="515.8000000000001" y="223.74" text-anchor="middle" font-size="11" font-weight="600" fill="#0f172a"&gt;Chain-of-Thought a…&lt;/text&gt;</w:t>
+        <w:br/>
+        <w:t>&lt;rect x="591.2" y="196" width="122.8" height="48" rx="10" fill="#ffffff" stroke="#dc2626" stroke-width="2"/&gt;&lt;text x="652.6" y="223.74" text-anchor="middle" font-size="11" font-weight="600" fill="#0f172a"&gt;Structured Output …&lt;/text&gt;</w:t>
+        <w:br/>
+        <w:t>&lt;rect x="30" y="284" width="700" height="96" rx="12" fill="#ecfeff" stroke="#e2e8f0"/&gt;</w:t>
+        <w:br/>
+        <w:t>&lt;text x="44" y="302" font-size="11" font-weight="700" fill="#475569"&gt;Data &amp;amp; Operations&lt;/text&gt;</w:t>
+        <w:br/>
+        <w:t>&lt;rect x="44" y="314" width="150" height="48" rx="10" fill="#ffffff" stroke="#0891b2" stroke-width="2"/&gt;&lt;text x="119.0" y="341.74" text-anchor="middle" font-size="11" font-weight="600" fill="#0f172a"&gt;Primary Store&lt;/text&gt;</w:t>
+        <w:br/>
+        <w:t>&lt;rect x="208" y="314" width="150" height="48" rx="10" fill="#ffffff" stroke="#059669" stroke-width="2"/&gt;&lt;text x="283.0" y="341.74" text-anchor="middle" font-size="11" font-weight="600" fill="#0f172a"&gt;Vector Index&lt;/text&gt;</w:t>
+        <w:br/>
+        <w:t>&lt;rect x="372" y="314" width="150" height="48" rx="10" fill="#ffffff" stroke="#d97706" stroke-width="2"/&gt;&lt;text x="447.0" y="341.74" text-anchor="middle" font-size="11" font-weight="600" fill="#0f172a"&gt;Observability&lt;/text&gt;</w:t>
+        <w:br/>
+        <w:t>&lt;rect x="536" y="314" width="150" height="48" rx="10" fill="#ffffff" stroke="#dc2626" stroke-width="2"/&gt;&lt;text x="611.0" y="341.74" text-anchor="middle" font-size="11" font-weight="600" fill="#0f172a"&gt;Security&lt;/text&gt;</w:t>
+        <w:br/>
+        <w:t>&lt;line x1="380.0" y1="126" x2="380.0" y2="196" stroke="#4338ca" stroke-width="2" marker-end="url(#arrowA)"/&gt;</w:t>
+        <w:br/>
+        <w:t>&lt;line x1="380.0" y1="244" x2="380.0" y2="314" stroke="#4338ca" stroke-width="2" marker-end="url(#arrowA)"/&gt;</w:t>
         <w:br/>
         <w:t>&lt;/svg&gt;</w:t>
       </w:r>
@@ -15785,45 +15783,41 @@
           <w:rFonts w:ascii="Consolas" w:hAnsi="Consolas"/>
           <w:sz w:val="16"/>
         </w:rPr>
-        <w:t>&lt;svg xmlns="http://www.w3.org/2000/svg" width="760" height="360" viewBox="0 0 760 360" font-family="Inter, Arial, sans-serif"&gt;</w:t>
-        <w:br/>
-        <w:t>&lt;rect width="760" height="360" fill="#f8fafc"/&gt;</w:t>
-        <w:br/>
-        <w:t>&lt;text x="380" y="34" text-anchor="middle" font-size="20" font-weight="700" fill="#0f172a"&gt;Operating Model - Evaluation and Quality Assurance&lt;/text&gt;</w:t>
-        <w:br/>
-        <w:t>&lt;rect x="290" y="162" width="180" height="56" rx="12" fill="#0f172a"/&gt;</w:t>
-        <w:br/>
-        <w:t>&lt;text x="380" y="195" text-anchor="middle" font-size="14" font-weight="700" fill="#ffffff"&gt;Prompt Engineering&lt;/text&gt;</w:t>
-        <w:br/>
-        <w:t>&lt;line x1="380" y1="190" x2="380" y2="70" stroke="#94a3b8" stroke-width="2"/&gt;</w:t>
-        <w:br/>
-        <w:t>&lt;rect x="308" y="48" width="144" height="44" rx="10" fill="#ffffff" stroke="#2563eb" stroke-width="2"/&gt;</w:t>
-        <w:br/>
-        <w:t>&lt;text x="380" y="74" text-anchor="middle" font-size="11" fill="#0f172a"&gt;Anatomy of a Prompt&lt;/text&gt;</w:t>
-        <w:br/>
-        <w:t>&lt;line x1="380" y1="190" x2="617" y2="153" stroke="#94a3b8" stroke-width="2"/&gt;</w:t>
-        <w:br/>
-        <w:t>&lt;rect x="545" y="131" width="144" height="44" rx="10" fill="#ffffff" stroke="#7c3aed" stroke-width="2"/&gt;</w:t>
-        <w:br/>
-        <w:t>&lt;text x="617" y="157" text-anchor="middle" font-size="11" fill="#0f172a"&gt;Zero-, One- and Few…&lt;/text&gt;</w:t>
-        <w:br/>
-        <w:t>&lt;line x1="380" y1="190" x2="526" y2="287" stroke="#94a3b8" stroke-width="2"/&gt;</w:t>
-        <w:br/>
-        <w:t>&lt;rect x="454" y="265" width="144" height="44" rx="10" fill="#ffffff" stroke="#0891b2" stroke-width="2"/&gt;</w:t>
-        <w:br/>
-        <w:t>&lt;text x="526" y="291" text-anchor="middle" font-size="11" fill="#0f172a"&gt;Chain-of-Thought an…&lt;/text&gt;</w:t>
-        <w:br/>
-        <w:t>&lt;line x1="380" y1="190" x2="234" y2="287" stroke="#94a3b8" stroke-width="2"/&gt;</w:t>
-        <w:br/>
-        <w:t>&lt;rect x="162" y="265" width="144" height="44" rx="10" fill="#ffffff" stroke="#059669" stroke-width="2"/&gt;</w:t>
-        <w:br/>
-        <w:t>&lt;text x="234" y="291" text-anchor="middle" font-size="11" fill="#0f172a"&gt;Structured Output a…&lt;/text&gt;</w:t>
-        <w:br/>
-        <w:t>&lt;line x1="380" y1="190" x2="143" y2="153" stroke="#94a3b8" stroke-width="2"/&gt;</w:t>
-        <w:br/>
-        <w:t>&lt;rect x="71" y="131" width="144" height="44" rx="10" fill="#ffffff" stroke="#d97706" stroke-width="2"/&gt;</w:t>
-        <w:br/>
-        <w:t>&lt;text x="143" y="157" text-anchor="middle" font-size="11" fill="#0f172a"&gt;Retrieval-Augmented…&lt;/text&gt;</w:t>
+        <w:t>&lt;svg xmlns="http://www.w3.org/2000/svg" width="760" height="380" viewBox="0 0 760 380" font-family="Inter, Segoe UI, Arial, sans-serif"&gt;</w:t>
+        <w:br/>
+        <w:t>&lt;defs&gt;&lt;marker id="arrow" markerWidth="10" markerHeight="10" refX="8" refY="3" orient="auto" markerUnits="strokeWidth"&gt;&lt;path d="M0,0 L8,3 L0,6 z" fill="#94a3b8"/&gt;&lt;/marker&gt;&lt;marker id="arrowA" markerWidth="10" markerHeight="10" refX="8" refY="3" orient="auto" markerUnits="strokeWidth"&gt;&lt;path d="M0,0 L8,3 L0,6 z" fill="#4338ca"/&gt;&lt;/marker&gt;&lt;/defs&gt;</w:t>
+        <w:br/>
+        <w:t>&lt;rect width="760" height="380" rx="12" fill="#f8fafc"/&gt;</w:t>
+        <w:br/>
+        <w:t>&lt;text x="380" y="30" text-anchor="middle" font-size="17" font-weight="700" fill="#0f172a"&gt;Operating Model - Evaluation and Quality Assurance&lt;/text&gt;</w:t>
+        <w:br/>
+        <w:t>&lt;circle cx="380.0" cy="198.0" r="46" fill="#0f172a"/&gt;</w:t>
+        <w:br/>
+        <w:t>&lt;text x="380.0" y="202.0" text-anchor="middle" font-size="12" font-weight="700" fill="#ffffff"&gt;Prompt Engine…&lt;/text&gt;</w:t>
+        <w:br/>
+        <w:t>&lt;line x1="380.0" y1="152.0" x2="380.0" y2="92.0" stroke="#94a3b8" stroke-width="2" marker-end="url(#arrow)"/&gt;</w:t>
+        <w:br/>
+        <w:t>&lt;rect x="306.0" y="58.0" width="148" height="44" rx="10" fill="#ffffff" stroke="#4338ca" stroke-width="2"/&gt;&lt;text x="380.0" y="83.74" text-anchor="middle" font-size="11" font-weight="600" fill="#0f172a"&gt;Anatomy of a Prompt&lt;/text&gt;</w:t>
+        <w:br/>
+        <w:t>&lt;line x1="419.83716857408416" y1="175.0" x2="575.7217412552832" y2="145.0" stroke="#94a3b8" stroke-width="2" marker-end="url(#arrow)"/&gt;</w:t>
+        <w:br/>
+        <w:t>&lt;rect x="522.5063509461097" y="117.0" width="148" height="44" rx="10" fill="#ffffff" stroke="#7c3aed" stroke-width="2"/&gt;&lt;text x="596.5063509461097" y="142.74" text-anchor="middle" font-size="11" font-weight="600" fill="#0f172a"&gt;Zero-, One- and Few-Sho…&lt;/text&gt;</w:t>
+        <w:br/>
+        <w:t>&lt;line x1="419.83716857408416" y1="221.0" x2="575.7217412552832" y2="251.0" stroke="#94a3b8" stroke-width="2" marker-end="url(#arrow)"/&gt;</w:t>
+        <w:br/>
+        <w:t>&lt;rect x="522.5063509461097" y="235.0" width="148" height="44" rx="10" fill="#ffffff" stroke="#0891b2" stroke-width="2"/&gt;&lt;text x="596.5063509461097" y="260.74" text-anchor="middle" font-size="11" font-weight="600" fill="#0f172a"&gt;Chain-of-Thought and Re…&lt;/text&gt;</w:t>
+        <w:br/>
+        <w:t>&lt;line x1="380.0" y1="244.0" x2="380.0" y2="304.0" stroke="#94a3b8" stroke-width="2" marker-end="url(#arrow)"/&gt;</w:t>
+        <w:br/>
+        <w:t>&lt;rect x="306.0" y="294.0" width="148" height="44" rx="10" fill="#ffffff" stroke="#059669" stroke-width="2"/&gt;&lt;text x="380.0" y="319.74" text-anchor="middle" font-size="11" font-weight="600" fill="#0f172a"&gt;Structured Output and S…&lt;/text&gt;</w:t>
+        <w:br/>
+        <w:t>&lt;line x1="340.16283142591584" y1="221.0" x2="184.2782587447169" y2="251.00000000000006" stroke="#94a3b8" stroke-width="2" marker-end="url(#arrow)"/&gt;</w:t>
+        <w:br/>
+        <w:t>&lt;rect x="89.49364905389038" y="235.00000000000006" width="148" height="44" rx="10" fill="#ffffff" stroke="#d97706" stroke-width="2"/&gt;&lt;text x="163.49364905389038" y="260.74000000000007" text-anchor="middle" font-size="11" font-weight="600" fill="#0f172a"&gt;Retrieval-Augmented Pro…&lt;/text&gt;</w:t>
+        <w:br/>
+        <w:t>&lt;line x1="340.16283142591584" y1="175.0" x2="184.27825874471688" y2="145.0" stroke="#94a3b8" stroke-width="2" marker-end="url(#arrow)"/&gt;</w:t>
+        <w:br/>
+        <w:t>&lt;rect x="89.49364905389035" y="117.0" width="148" height="44" rx="10" fill="#ffffff" stroke="#dc2626" stroke-width="2"/&gt;&lt;text x="163.49364905389035" y="142.74" text-anchor="middle" font-size="11" font-weight="600" fill="#0f172a"&gt;Tool Use and Function C…&lt;/text&gt;</w:t>
         <w:br/>
         <w:t>&lt;/svg&gt;</w:t>
       </w:r>
@@ -19105,45 +19099,41 @@
           <w:rFonts w:ascii="Consolas" w:hAnsi="Consolas"/>
           <w:sz w:val="16"/>
         </w:rPr>
-        <w:t>&lt;svg xmlns="http://www.w3.org/2000/svg" width="760" height="360" viewBox="0 0 760 360" font-family="Inter, Arial, sans-serif"&gt;</w:t>
-        <w:br/>
-        <w:t>&lt;rect width="760" height="360" fill="#f8fafc"/&gt;</w:t>
-        <w:br/>
-        <w:t>&lt;text x="380" y="34" text-anchor="middle" font-size="20" font-weight="700" fill="#0f172a"&gt;Knowledge Graph - Trends and Research Directions&lt;/text&gt;</w:t>
-        <w:br/>
-        <w:t>&lt;rect x="290" y="162" width="180" height="56" rx="12" fill="#0f172a"/&gt;</w:t>
-        <w:br/>
-        <w:t>&lt;text x="380" y="195" text-anchor="middle" font-size="14" font-weight="700" fill="#ffffff"&gt;Prompt Engineering&lt;/text&gt;</w:t>
-        <w:br/>
-        <w:t>&lt;line x1="380" y1="190" x2="380" y2="70" stroke="#94a3b8" stroke-width="2"/&gt;</w:t>
-        <w:br/>
-        <w:t>&lt;rect x="308" y="48" width="144" height="44" rx="10" fill="#ffffff" stroke="#2563eb" stroke-width="2"/&gt;</w:t>
-        <w:br/>
-        <w:t>&lt;text x="380" y="74" text-anchor="middle" font-size="11" fill="#0f172a"&gt;Anatomy of a Prompt&lt;/text&gt;</w:t>
-        <w:br/>
-        <w:t>&lt;line x1="380" y1="190" x2="617" y2="153" stroke="#94a3b8" stroke-width="2"/&gt;</w:t>
-        <w:br/>
-        <w:t>&lt;rect x="545" y="131" width="144" height="44" rx="10" fill="#ffffff" stroke="#7c3aed" stroke-width="2"/&gt;</w:t>
-        <w:br/>
-        <w:t>&lt;text x="617" y="157" text-anchor="middle" font-size="11" fill="#0f172a"&gt;Zero-, One- and Few…&lt;/text&gt;</w:t>
-        <w:br/>
-        <w:t>&lt;line x1="380" y1="190" x2="526" y2="287" stroke="#94a3b8" stroke-width="2"/&gt;</w:t>
-        <w:br/>
-        <w:t>&lt;rect x="454" y="265" width="144" height="44" rx="10" fill="#ffffff" stroke="#0891b2" stroke-width="2"/&gt;</w:t>
-        <w:br/>
-        <w:t>&lt;text x="526" y="291" text-anchor="middle" font-size="11" fill="#0f172a"&gt;Chain-of-Thought an…&lt;/text&gt;</w:t>
-        <w:br/>
-        <w:t>&lt;line x1="380" y1="190" x2="234" y2="287" stroke="#94a3b8" stroke-width="2"/&gt;</w:t>
-        <w:br/>
-        <w:t>&lt;rect x="162" y="265" width="144" height="44" rx="10" fill="#ffffff" stroke="#059669" stroke-width="2"/&gt;</w:t>
-        <w:br/>
-        <w:t>&lt;text x="234" y="291" text-anchor="middle" font-size="11" fill="#0f172a"&gt;Structured Output a…&lt;/text&gt;</w:t>
-        <w:br/>
-        <w:t>&lt;line x1="380" y1="190" x2="143" y2="153" stroke="#94a3b8" stroke-width="2"/&gt;</w:t>
-        <w:br/>
-        <w:t>&lt;rect x="71" y="131" width="144" height="44" rx="10" fill="#ffffff" stroke="#d97706" stroke-width="2"/&gt;</w:t>
-        <w:br/>
-        <w:t>&lt;text x="143" y="157" text-anchor="middle" font-size="11" fill="#0f172a"&gt;Retrieval-Augmented…&lt;/text&gt;</w:t>
+        <w:t>&lt;svg xmlns="http://www.w3.org/2000/svg" width="760" height="380" viewBox="0 0 760 380" font-family="Inter, Segoe UI, Arial, sans-serif"&gt;</w:t>
+        <w:br/>
+        <w:t>&lt;defs&gt;&lt;marker id="arrow" markerWidth="10" markerHeight="10" refX="8" refY="3" orient="auto" markerUnits="strokeWidth"&gt;&lt;path d="M0,0 L8,3 L0,6 z" fill="#94a3b8"/&gt;&lt;/marker&gt;&lt;marker id="arrowA" markerWidth="10" markerHeight="10" refX="8" refY="3" orient="auto" markerUnits="strokeWidth"&gt;&lt;path d="M0,0 L8,3 L0,6 z" fill="#4338ca"/&gt;&lt;/marker&gt;&lt;/defs&gt;</w:t>
+        <w:br/>
+        <w:t>&lt;rect width="760" height="380" rx="12" fill="#f8fafc"/&gt;</w:t>
+        <w:br/>
+        <w:t>&lt;text x="380" y="30" text-anchor="middle" font-size="17" font-weight="700" fill="#0f172a"&gt;Knowledge Graph - Trends and Research Directions&lt;/text&gt;</w:t>
+        <w:br/>
+        <w:t>&lt;circle cx="380.0" cy="198.0" r="46" fill="#0f172a"/&gt;</w:t>
+        <w:br/>
+        <w:t>&lt;text x="380.0" y="202.0" text-anchor="middle" font-size="12" font-weight="700" fill="#ffffff"&gt;Prompt Engine…&lt;/text&gt;</w:t>
+        <w:br/>
+        <w:t>&lt;line x1="380.0" y1="152.0" x2="380.0" y2="92.0" stroke="#94a3b8" stroke-width="2" marker-end="url(#arrow)"/&gt;</w:t>
+        <w:br/>
+        <w:t>&lt;rect x="306.0" y="58.0" width="148" height="44" rx="10" fill="#ffffff" stroke="#4338ca" stroke-width="2"/&gt;&lt;text x="380.0" y="83.74" text-anchor="middle" font-size="11" font-weight="600" fill="#0f172a"&gt;Anatomy of a Prompt&lt;/text&gt;</w:t>
+        <w:br/>
+        <w:t>&lt;line x1="419.83716857408416" y1="175.0" x2="575.7217412552832" y2="145.0" stroke="#94a3b8" stroke-width="2" marker-end="url(#arrow)"/&gt;</w:t>
+        <w:br/>
+        <w:t>&lt;rect x="522.5063509461097" y="117.0" width="148" height="44" rx="10" fill="#ffffff" stroke="#7c3aed" stroke-width="2"/&gt;&lt;text x="596.5063509461097" y="142.74" text-anchor="middle" font-size="11" font-weight="600" fill="#0f172a"&gt;Zero-, One- and Few-Sho…&lt;/text&gt;</w:t>
+        <w:br/>
+        <w:t>&lt;line x1="419.83716857408416" y1="221.0" x2="575.7217412552832" y2="251.0" stroke="#94a3b8" stroke-width="2" marker-end="url(#arrow)"/&gt;</w:t>
+        <w:br/>
+        <w:t>&lt;rect x="522.5063509461097" y="235.0" width="148" height="44" rx="10" fill="#ffffff" stroke="#0891b2" stroke-width="2"/&gt;&lt;text x="596.5063509461097" y="260.74" text-anchor="middle" font-size="11" font-weight="600" fill="#0f172a"&gt;Chain-of-Thought and Re…&lt;/text&gt;</w:t>
+        <w:br/>
+        <w:t>&lt;line x1="380.0" y1="244.0" x2="380.0" y2="304.0" stroke="#94a3b8" stroke-width="2" marker-end="url(#arrow)"/&gt;</w:t>
+        <w:br/>
+        <w:t>&lt;rect x="306.0" y="294.0" width="148" height="44" rx="10" fill="#ffffff" stroke="#059669" stroke-width="2"/&gt;&lt;text x="380.0" y="319.74" text-anchor="middle" font-size="11" font-weight="600" fill="#0f172a"&gt;Structured Output and S…&lt;/text&gt;</w:t>
+        <w:br/>
+        <w:t>&lt;line x1="340.16283142591584" y1="221.0" x2="184.2782587447169" y2="251.00000000000006" stroke="#94a3b8" stroke-width="2" marker-end="url(#arrow)"/&gt;</w:t>
+        <w:br/>
+        <w:t>&lt;rect x="89.49364905389038" y="235.00000000000006" width="148" height="44" rx="10" fill="#ffffff" stroke="#d97706" stroke-width="2"/&gt;&lt;text x="163.49364905389038" y="260.74000000000007" text-anchor="middle" font-size="11" font-weight="600" fill="#0f172a"&gt;Retrieval-Augmented Pro…&lt;/text&gt;</w:t>
+        <w:br/>
+        <w:t>&lt;line x1="340.16283142591584" y1="175.0" x2="184.27825874471688" y2="145.0" stroke="#94a3b8" stroke-width="2" marker-end="url(#arrow)"/&gt;</w:t>
+        <w:br/>
+        <w:t>&lt;rect x="89.49364905389035" y="117.0" width="148" height="44" rx="10" fill="#ffffff" stroke="#dc2626" stroke-width="2"/&gt;&lt;text x="163.49364905389035" y="142.74" text-anchor="middle" font-size="11" font-weight="600" fill="#0f172a"&gt;Tool Use and Function C…&lt;/text&gt;</w:t>
         <w:br/>
         <w:t>&lt;/svg&gt;</w:t>
       </w:r>
@@ -19842,45 +19832,41 @@
           <w:rFonts w:ascii="Consolas" w:hAnsi="Consolas"/>
           <w:sz w:val="16"/>
         </w:rPr>
-        <w:t>&lt;svg xmlns="http://www.w3.org/2000/svg" width="760" height="360" viewBox="0 0 760 360" font-family="Inter, Arial, sans-serif"&gt;</w:t>
-        <w:br/>
-        <w:t>&lt;rect width="760" height="360" fill="#f8fafc"/&gt;</w:t>
-        <w:br/>
-        <w:t>&lt;text x="380" y="34" text-anchor="middle" font-size="20" font-weight="700" fill="#0f172a"&gt;Capability Map - Capstone Project&lt;/text&gt;</w:t>
-        <w:br/>
-        <w:t>&lt;rect x="290" y="162" width="180" height="56" rx="12" fill="#0f172a"/&gt;</w:t>
-        <w:br/>
-        <w:t>&lt;text x="380" y="195" text-anchor="middle" font-size="14" font-weight="700" fill="#ffffff"&gt;Prompt Engineering&lt;/text&gt;</w:t>
-        <w:br/>
-        <w:t>&lt;line x1="380" y1="190" x2="380" y2="70" stroke="#94a3b8" stroke-width="2"/&gt;</w:t>
-        <w:br/>
-        <w:t>&lt;rect x="308" y="48" width="144" height="44" rx="10" fill="#ffffff" stroke="#2563eb" stroke-width="2"/&gt;</w:t>
-        <w:br/>
-        <w:t>&lt;text x="380" y="74" text-anchor="middle" font-size="11" fill="#0f172a"&gt;Anatomy of a Prompt&lt;/text&gt;</w:t>
-        <w:br/>
-        <w:t>&lt;line x1="380" y1="190" x2="617" y2="153" stroke="#94a3b8" stroke-width="2"/&gt;</w:t>
-        <w:br/>
-        <w:t>&lt;rect x="545" y="131" width="144" height="44" rx="10" fill="#ffffff" stroke="#7c3aed" stroke-width="2"/&gt;</w:t>
-        <w:br/>
-        <w:t>&lt;text x="617" y="157" text-anchor="middle" font-size="11" fill="#0f172a"&gt;Zero-, One- and Few…&lt;/text&gt;</w:t>
-        <w:br/>
-        <w:t>&lt;line x1="380" y1="190" x2="526" y2="287" stroke="#94a3b8" stroke-width="2"/&gt;</w:t>
-        <w:br/>
-        <w:t>&lt;rect x="454" y="265" width="144" height="44" rx="10" fill="#ffffff" stroke="#0891b2" stroke-width="2"/&gt;</w:t>
-        <w:br/>
-        <w:t>&lt;text x="526" y="291" text-anchor="middle" font-size="11" fill="#0f172a"&gt;Chain-of-Thought an…&lt;/text&gt;</w:t>
-        <w:br/>
-        <w:t>&lt;line x1="380" y1="190" x2="234" y2="287" stroke="#94a3b8" stroke-width="2"/&gt;</w:t>
-        <w:br/>
-        <w:t>&lt;rect x="162" y="265" width="144" height="44" rx="10" fill="#ffffff" stroke="#059669" stroke-width="2"/&gt;</w:t>
-        <w:br/>
-        <w:t>&lt;text x="234" y="291" text-anchor="middle" font-size="11" fill="#0f172a"&gt;Structured Output a…&lt;/text&gt;</w:t>
-        <w:br/>
-        <w:t>&lt;line x1="380" y1="190" x2="143" y2="153" stroke="#94a3b8" stroke-width="2"/&gt;</w:t>
-        <w:br/>
-        <w:t>&lt;rect x="71" y="131" width="144" height="44" rx="10" fill="#ffffff" stroke="#d97706" stroke-width="2"/&gt;</w:t>
-        <w:br/>
-        <w:t>&lt;text x="143" y="157" text-anchor="middle" font-size="11" fill="#0f172a"&gt;Retrieval-Augmented…&lt;/text&gt;</w:t>
+        <w:t>&lt;svg xmlns="http://www.w3.org/2000/svg" width="760" height="380" viewBox="0 0 760 380" font-family="Inter, Segoe UI, Arial, sans-serif"&gt;</w:t>
+        <w:br/>
+        <w:t>&lt;defs&gt;&lt;marker id="arrow" markerWidth="10" markerHeight="10" refX="8" refY="3" orient="auto" markerUnits="strokeWidth"&gt;&lt;path d="M0,0 L8,3 L0,6 z" fill="#94a3b8"/&gt;&lt;/marker&gt;&lt;marker id="arrowA" markerWidth="10" markerHeight="10" refX="8" refY="3" orient="auto" markerUnits="strokeWidth"&gt;&lt;path d="M0,0 L8,3 L0,6 z" fill="#4338ca"/&gt;&lt;/marker&gt;&lt;/defs&gt;</w:t>
+        <w:br/>
+        <w:t>&lt;rect width="760" height="380" rx="12" fill="#f8fafc"/&gt;</w:t>
+        <w:br/>
+        <w:t>&lt;text x="380" y="30" text-anchor="middle" font-size="17" font-weight="700" fill="#0f172a"&gt;Capability Map - Capstone Project&lt;/text&gt;</w:t>
+        <w:br/>
+        <w:t>&lt;circle cx="380.0" cy="198.0" r="46" fill="#0f172a"/&gt;</w:t>
+        <w:br/>
+        <w:t>&lt;text x="380.0" y="202.0" text-anchor="middle" font-size="12" font-weight="700" fill="#ffffff"&gt;Prompt Engine…&lt;/text&gt;</w:t>
+        <w:br/>
+        <w:t>&lt;line x1="380.0" y1="152.0" x2="380.0" y2="92.0" stroke="#94a3b8" stroke-width="2" marker-end="url(#arrow)"/&gt;</w:t>
+        <w:br/>
+        <w:t>&lt;rect x="306.0" y="58.0" width="148" height="44" rx="10" fill="#ffffff" stroke="#4338ca" stroke-width="2"/&gt;&lt;text x="380.0" y="83.74" text-anchor="middle" font-size="11" font-weight="600" fill="#0f172a"&gt;Anatomy of a Prompt&lt;/text&gt;</w:t>
+        <w:br/>
+        <w:t>&lt;line x1="419.83716857408416" y1="175.0" x2="575.7217412552832" y2="145.0" stroke="#94a3b8" stroke-width="2" marker-end="url(#arrow)"/&gt;</w:t>
+        <w:br/>
+        <w:t>&lt;rect x="522.5063509461097" y="117.0" width="148" height="44" rx="10" fill="#ffffff" stroke="#7c3aed" stroke-width="2"/&gt;&lt;text x="596.5063509461097" y="142.74" text-anchor="middle" font-size="11" font-weight="600" fill="#0f172a"&gt;Zero-, One- and Few-Sho…&lt;/text&gt;</w:t>
+        <w:br/>
+        <w:t>&lt;line x1="419.83716857408416" y1="221.0" x2="575.7217412552832" y2="251.0" stroke="#94a3b8" stroke-width="2" marker-end="url(#arrow)"/&gt;</w:t>
+        <w:br/>
+        <w:t>&lt;rect x="522.5063509461097" y="235.0" width="148" height="44" rx="10" fill="#ffffff" stroke="#0891b2" stroke-width="2"/&gt;&lt;text x="596.5063509461097" y="260.74" text-anchor="middle" font-size="11" font-weight="600" fill="#0f172a"&gt;Chain-of-Thought and Re…&lt;/text&gt;</w:t>
+        <w:br/>
+        <w:t>&lt;line x1="380.0" y1="244.0" x2="380.0" y2="304.0" stroke="#94a3b8" stroke-width="2" marker-end="url(#arrow)"/&gt;</w:t>
+        <w:br/>
+        <w:t>&lt;rect x="306.0" y="294.0" width="148" height="44" rx="10" fill="#ffffff" stroke="#059669" stroke-width="2"/&gt;&lt;text x="380.0" y="319.74" text-anchor="middle" font-size="11" font-weight="600" fill="#0f172a"&gt;Structured Output and S…&lt;/text&gt;</w:t>
+        <w:br/>
+        <w:t>&lt;line x1="340.16283142591584" y1="221.0" x2="184.2782587447169" y2="251.00000000000006" stroke="#94a3b8" stroke-width="2" marker-end="url(#arrow)"/&gt;</w:t>
+        <w:br/>
+        <w:t>&lt;rect x="89.49364905389038" y="235.00000000000006" width="148" height="44" rx="10" fill="#ffffff" stroke="#d97706" stroke-width="2"/&gt;&lt;text x="163.49364905389038" y="260.74000000000007" text-anchor="middle" font-size="11" font-weight="600" fill="#0f172a"&gt;Retrieval-Augmented Pro…&lt;/text&gt;</w:t>
+        <w:br/>
+        <w:t>&lt;line x1="340.16283142591584" y1="175.0" x2="184.27825874471688" y2="145.0" stroke="#94a3b8" stroke-width="2" marker-end="url(#arrow)"/&gt;</w:t>
+        <w:br/>
+        <w:t>&lt;rect x="89.49364905389035" y="117.0" width="148" height="44" rx="10" fill="#ffffff" stroke="#dc2626" stroke-width="2"/&gt;&lt;text x="163.49364905389035" y="142.74" text-anchor="middle" font-size="11" font-weight="600" fill="#0f172a"&gt;Tool Use and Function C…&lt;/text&gt;</w:t>
         <w:br/>
         <w:t>&lt;/svg&gt;</w:t>
       </w:r>

--- a/content/prompt-engineering/prompt-engineering-foundations/prompt-engineering-foundations.docx
+++ b/content/prompt-engineering/prompt-engineering-foundations/prompt-engineering-foundations.docx
@@ -1368,7 +1368,7 @@
           <w:rFonts w:ascii="Consolas" w:hAnsi="Consolas"/>
           <w:sz w:val="16"/>
         </w:rPr>
-        <w:t>&lt;svg xmlns="http://www.w3.org/2000/svg" width="840" height="460" data-tpl="radial" data-pal="2-4" viewBox="0 0 840 460" font-family="Inter, Segoe UI, Arial, sans-serif"&gt;&lt;defs&gt;&lt;marker id="ar" markerWidth="9" markerHeight="9" refX="7" refY="3" orient="auto"&gt;&lt;path d="M0,0 L7,3 L0,6 z" fill="#94a3b8"/&gt;&lt;/marker&gt;&lt;marker id="arw" markerWidth="9" markerHeight="9" refX="7" refY="3" orient="auto"&gt;&lt;path d="M0,0 L7,3 L0,6 z" fill="#ffffff"/&gt;&lt;/marker&gt;&lt;filter id="sh" x="-20%" y="-20%" width="140%" height="140%"&gt;&lt;feDropShadow dx="0" dy="2" stdDeviation="3" flood-color="#0f172a" flood-opacity="0.16"/&gt;&lt;/filter&gt;&lt;/defs&gt;&lt;defs&gt;&lt;linearGradient id="bn8eaaead" x1="0" y1="0" x2="1" y2="0"&gt;&lt;stop offset="0" stop-color="#0d9488"/&gt;&lt;stop offset="1" stop-color="#14b8a6"/&gt;&lt;/linearGradient&gt;&lt;/defs&gt;&lt;rect width="840" height="460" rx="14" fill="#ffffff"/&gt;&lt;rect x="0" y="0" width="840" height="48" rx="14" fill="url(#bn8eaaead)"/&gt;&lt;rect x="0" y="32" width="840" height="16" fill="url(#bn8eaaead)"/&gt;&lt;text x="420" y="25" text-anchor="middle" font-size="15" font-weight="700" fill="#ffffff" dominant-baseline="middle"&gt;Knowledge Graph - Zero-, One- and Few-Shot Prompting&lt;/text&gt;&lt;circle cx="420.0" cy="238.0" r="52" fill="#0f172a"/&gt;&lt;text x="420" y="238" text-anchor="middle" font-size="12" font-weight="600" fill="#fff" dominant-baseline="middle"&gt;Prompt Engine…&lt;/text&gt;&lt;line x1="420" y1="186" x2="420" y2="102" stroke="#94a3b8" stroke-width="2" marker-end="url(#ar)"/&gt;&lt;rect x="342" y="65" width="156" height="46" rx="11" fill="#0d9488" filter="url(#sh)"/&gt;&lt;text x="420" y="88" text-anchor="middle" font-size="11" font-weight="600" fill="#ffffff" dominant-baseline="middle"&gt;Cost-Aware Prompt Design&lt;/text&gt;&lt;line x1="465" y1="212" x2="631" y2="170" stroke="#94a3b8" stroke-width="2" marker-end="url(#ar)"/&gt;&lt;rect x="576" y="140" width="156" height="46" rx="11" fill="#14b8a6" filter="url(#sh)"/&gt;&lt;text x="654" y="163" text-anchor="middle" font-size="11" font-weight="600" fill="#ffffff" dominant-baseline="middle"&gt;Patterns, Anti-Patterns …&lt;/text&gt;&lt;line x1="465" y1="264" x2="631" y2="306" stroke="#94a3b8" stroke-width="2" marker-end="url(#ar)"/&gt;&lt;rect x="576" y="290" width="156" height="46" rx="11" fill="#047857" filter="url(#sh)"/&gt;&lt;text x="654" y="313" text-anchor="middle" font-size="11" font-weight="600" fill="#ffffff" dominant-baseline="middle"&gt;Anatomy of a Prompt&lt;/text&gt;&lt;line x1="420" y1="290" x2="420" y2="374" stroke="#94a3b8" stroke-width="2" marker-end="url(#ar)"/&gt;&lt;rect x="342" y="365" width="156" height="46" rx="11" fill="#059669" filter="url(#sh)"/&gt;&lt;text x="420" y="388" text-anchor="middle" font-size="11" font-weight="600" fill="#ffffff" dominant-baseline="middle"&gt;Zero-, One- and Few-Shot…&lt;/text&gt;&lt;line x1="375" y1="264" x2="209" y2="306" stroke="#94a3b8" stroke-width="2" marker-end="url(#ar)"/&gt;&lt;rect x="108" y="290" width="156" height="46" rx="11" fill="#10b981" filter="url(#sh)"/&gt;&lt;text x="186" y="313" text-anchor="middle" font-size="11" font-weight="600" fill="#ffffff" dominant-baseline="middle"&gt;Chain-of-Thought and Rea…&lt;/text&gt;&lt;line x1="375" y1="212" x2="209" y2="170" stroke="#94a3b8" stroke-width="2" marker-end="url(#ar)"/&gt;&lt;rect x="108" y="140" width="156" height="46" rx="11" fill="#34d399" filter="url(#sh)"/&gt;&lt;text x="186" y="163" text-anchor="middle" font-size="11" font-weight="600" fill="#ffffff" dominant-baseline="middle"&gt;Structured Output and Sc…&lt;/text&gt;&lt;text x="28" y="446" text-anchor="start" font-size="9.5" font-weight="500" fill="#64748b" dominant-baseline="middle"&gt;Prompt Engineering  •  Knowledge Graph&lt;/text&gt;&lt;/svg&gt;</w:t>
+        <w:t>&lt;svg xmlns="http://www.w3.org/2000/svg" width="840" height="460" data-tpl="radial" data-pal="2-4" viewBox="0 0 840 460" font-family="Inter, Segoe UI, Arial, sans-serif"&gt;&lt;defs&gt;&lt;marker id="ar" markerWidth="9" markerHeight="9" refX="7" refY="3" orient="auto"&gt;&lt;path d="M0,0 L7,3 L0,6 z" fill="#94a3b8"/&gt;&lt;/marker&gt;&lt;marker id="arw" markerWidth="9" markerHeight="9" refX="7" refY="3" orient="auto"&gt;&lt;path d="M0,0 L7,3 L0,6 z" fill="#ffffff"/&gt;&lt;/marker&gt;&lt;filter id="sh" x="-20%" y="-20%" width="140%" height="140%"&gt;&lt;feDropShadow dx="0" dy="2" stdDeviation="3" flood-color="#0f172a" flood-opacity="0.16"/&gt;&lt;/filter&gt;&lt;/defs&gt;&lt;defs&gt;&lt;linearGradient id="bn8eaaead" x1="0" y1="0" x2="1" y2="0"&gt;&lt;stop offset="0" stop-color="#0d9488"/&gt;&lt;stop offset="1" stop-color="#14b8a6"/&gt;&lt;/linearGradient&gt;&lt;/defs&gt;&lt;rect width="840" height="460" rx="14" fill="#ffffff"/&gt;&lt;rect x="0" y="0" width="840" height="48" rx="14" fill="url(#bn8eaaead)"/&gt;&lt;rect x="0" y="32" width="840" height="16" fill="url(#bn8eaaead)"/&gt;&lt;text x="420" y="25" text-anchor="middle" font-size="14.5" font-weight="700" fill="#ffffff" dominant-baseline="middle"&gt;Knowledge Graph - Zero-, One- and Few-Shot Prompting&lt;/text&gt;&lt;circle cx="420.0" cy="238.0" r="52" fill="#0f172a"/&gt;&lt;text x="420" y="231" text-anchor="middle" font-size="12" font-weight="600" fill="#fff" dominant-baseline="middle"&gt;Prompt&lt;/text&gt;&lt;text x="420" y="245" text-anchor="middle" font-size="12" font-weight="600" fill="#fff" dominant-baseline="middle"&gt;Engineering&lt;/text&gt;&lt;line x1="420" y1="186" x2="420" y2="102" stroke="#94a3b8" stroke-width="2" marker-end="url(#ar)"/&gt;&lt;rect x="342" y="65" width="156" height="46" rx="11" fill="#0d9488" filter="url(#sh)"/&gt;&lt;text x="420" y="88" text-anchor="middle" font-size="11" font-weight="600" fill="#ffffff" dominant-baseline="middle"&gt;Cost-Aware Prompt Design&lt;/text&gt;&lt;line x1="465" y1="212" x2="631" y2="170" stroke="#94a3b8" stroke-width="2" marker-end="url(#ar)"/&gt;&lt;rect x="576" y="140" width="156" height="46" rx="11" fill="#14b8a6" filter="url(#sh)"/&gt;&lt;text x="654" y="158" text-anchor="middle" font-size="9.5" font-weight="600" fill="#ffffff" dominant-baseline="middle"&gt;Patterns, Anti-Patterns and&lt;/text&gt;&lt;text x="654" y="168" text-anchor="middle" font-size="9.5" font-weight="600" fill="#ffffff" dominant-baseline="middle"&gt;a Style Guide&lt;/text&gt;&lt;line x1="465" y1="264" x2="631" y2="306" stroke="#94a3b8" stroke-width="2" marker-end="url(#ar)"/&gt;&lt;rect x="576" y="290" width="156" height="46" rx="11" fill="#047857" filter="url(#sh)"/&gt;&lt;text x="654" y="313" text-anchor="middle" font-size="11" font-weight="600" fill="#ffffff" dominant-baseline="middle"&gt;Anatomy of a Prompt&lt;/text&gt;&lt;line x1="420" y1="290" x2="420" y2="374" stroke="#94a3b8" stroke-width="2" marker-end="url(#ar)"/&gt;&lt;rect x="342" y="365" width="156" height="46" rx="11" fill="#059669" filter="url(#sh)"/&gt;&lt;text x="420" y="383" text-anchor="middle" font-size="9.5" font-weight="600" fill="#ffffff" dominant-baseline="middle"&gt;Zero-, One- and Few-Shot&lt;/text&gt;&lt;text x="420" y="393" text-anchor="middle" font-size="9.5" font-weight="600" fill="#ffffff" dominant-baseline="middle"&gt;Prompting&lt;/text&gt;&lt;line x1="375" y1="264" x2="209" y2="306" stroke="#94a3b8" stroke-width="2" marker-end="url(#ar)"/&gt;&lt;rect x="108" y="290" width="156" height="46" rx="11" fill="#10b981" filter="url(#sh)"/&gt;&lt;text x="186" y="308" text-anchor="middle" font-size="9.5" font-weight="600" fill="#ffffff" dominant-baseline="middle"&gt;Chain-of-Thought and&lt;/text&gt;&lt;text x="186" y="318" text-anchor="middle" font-size="9.5" font-weight="600" fill="#ffffff" dominant-baseline="middle"&gt;Reasoning Prompts&lt;/text&gt;&lt;line x1="375" y1="212" x2="209" y2="170" stroke="#94a3b8" stroke-width="2" marker-end="url(#ar)"/&gt;&lt;rect x="108" y="140" width="156" height="46" rx="11" fill="#34d399" filter="url(#sh)"/&gt;&lt;text x="186" y="158" text-anchor="middle" font-size="9.5" font-weight="600" fill="#ffffff" dominant-baseline="middle"&gt;Structured Output and Schema&lt;/text&gt;&lt;text x="186" y="168" text-anchor="middle" font-size="9.5" font-weight="600" fill="#ffffff" dominant-baseline="middle"&gt;Enforcement&lt;/text&gt;&lt;text x="28" y="446" text-anchor="start" font-size="9.5" font-weight="500" fill="#64748b" dominant-baseline="middle"&gt;Prompt Engineering  •  Knowledge Graph&lt;/text&gt;&lt;/svg&gt;</w:t>
       </w:r>
     </w:p>
     <w:p>
@@ -2146,7 +2146,7 @@
           <w:rFonts w:ascii="Consolas" w:hAnsi="Consolas"/>
           <w:sz w:val="16"/>
         </w:rPr>
-        <w:t>&lt;svg xmlns="http://www.w3.org/2000/svg" width="840" height="460" data-tpl="mindmap" data-pal="10-5" viewBox="0 0 840 460" font-family="Inter, Segoe UI, Arial, sans-serif"&gt;&lt;defs&gt;&lt;marker id="ar" markerWidth="9" markerHeight="9" refX="7" refY="3" orient="auto"&gt;&lt;path d="M0,0 L7,3 L0,6 z" fill="#94a3b8"/&gt;&lt;/marker&gt;&lt;marker id="arw" markerWidth="9" markerHeight="9" refX="7" refY="3" orient="auto"&gt;&lt;path d="M0,0 L7,3 L0,6 z" fill="#ffffff"/&gt;&lt;/marker&gt;&lt;filter id="sh" x="-20%" y="-20%" width="140%" height="140%"&gt;&lt;feDropShadow dx="0" dy="2" stdDeviation="3" flood-color="#0f172a" flood-opacity="0.16"/&gt;&lt;/filter&gt;&lt;/defs&gt;&lt;defs&gt;&lt;linearGradient id="bn1cf89db" x1="0" y1="0" x2="1" y2="0"&gt;&lt;stop offset="0" stop-color="#4ade80"/&gt;&lt;stop offset="1" stop-color="#14532d"/&gt;&lt;/linearGradient&gt;&lt;/defs&gt;&lt;rect width="840" height="460" rx="14" fill="#ffffff"/&gt;&lt;rect x="0" y="0" width="840" height="48" rx="14" fill="url(#bn1cf89db)"/&gt;&lt;rect x="0" y="32" width="840" height="16" fill="url(#bn1cf89db)"/&gt;&lt;text x="420" y="25" text-anchor="middle" font-size="15" font-weight="700" fill="#ffffff" dominant-baseline="middle"&gt;Knowledge Graph - Chain-of-Thought and Reasoning Prompts&lt;/text&gt;&lt;rect x="330" y="210" width="180" height="52" rx="11" fill="#0f172a" filter="url(#sh)"/&gt;&lt;text x="420" y="236" text-anchor="middle" font-size="13" font-weight="600" fill="#ffffff" dominant-baseline="middle"&gt;Prompt Engineering&lt;/text&gt;&lt;path d="M330,236 C250,236 250,126 248,126" fill="none" stroke="#cbd5e1" stroke-width="2"/&gt;&lt;rect x="92" y="104" width="156" height="44" rx="11" fill="#4ade80" filter="url(#sh)"/&gt;&lt;text x="170" y="126" text-anchor="middle" font-size="11" font-weight="600" fill="#ffffff" dominant-baseline="middle"&gt;Prompt Evaluation and Re…&lt;/text&gt;&lt;path d="M330,236 C250,236 250,236 248,236" fill="none" stroke="#cbd5e1" stroke-width="2"/&gt;&lt;rect x="92" y="214" width="156" height="44" rx="11" fill="#14532d" filter="url(#sh)"/&gt;&lt;text x="170" y="236" text-anchor="middle" font-size="11" font-weight="600" fill="#ffffff" dominant-baseline="middle"&gt;Defending Against Prompt…&lt;/text&gt;&lt;path d="M330,236 C250,236 250,346 248,346" fill="none" stroke="#cbd5e1" stroke-width="2"/&gt;&lt;rect x="92" y="324" width="156" height="44" rx="11" fill="#166534" filter="url(#sh)"/&gt;&lt;text x="170" y="346" text-anchor="middle" font-size="11" font-weight="600" fill="#ffffff" dominant-baseline="middle"&gt;Multi-Step and Agentic P…&lt;/text&gt;&lt;path d="M510,236 C590,236 590,126 592,126" fill="none" stroke="#cbd5e1" stroke-width="2"/&gt;&lt;rect x="592" y="104" width="156" height="44" rx="11" fill="#15803d" filter="url(#sh)"/&gt;&lt;text x="670" y="126" text-anchor="middle" font-size="11" font-weight="600" fill="#ffffff" dominant-baseline="middle"&gt;Prompt Management and Ve…&lt;/text&gt;&lt;path d="M510,236 C590,236 590,236 592,236" fill="none" stroke="#cbd5e1" stroke-width="2"/&gt;&lt;rect x="592" y="214" width="156" height="44" rx="11" fill="#16a34a" filter="url(#sh)"/&gt;&lt;text x="670" y="236" text-anchor="middle" font-size="11" font-weight="600" fill="#ffffff" dominant-baseline="middle"&gt;Cost-Aware Prompt Design&lt;/text&gt;&lt;path d="M510,236 C590,236 590,346 592,346" fill="none" stroke="#cbd5e1" stroke-width="2"/&gt;&lt;rect x="592" y="324" width="156" height="44" rx="11" fill="#22c55e" filter="url(#sh)"/&gt;&lt;text x="670" y="346" text-anchor="middle" font-size="11" font-weight="600" fill="#ffffff" dominant-baseline="middle"&gt;Patterns, Anti-Patterns …&lt;/text&gt;&lt;text x="28" y="446" text-anchor="start" font-size="9.5" font-weight="500" fill="#64748b" dominant-baseline="middle"&gt;Prompt Engineering  •  Knowledge Graph&lt;/text&gt;&lt;/svg&gt;</w:t>
+        <w:t>&lt;svg xmlns="http://www.w3.org/2000/svg" width="840" height="460" data-tpl="mindmap" data-pal="10-5" viewBox="0 0 840 460" font-family="Inter, Segoe UI, Arial, sans-serif"&gt;&lt;defs&gt;&lt;marker id="ar" markerWidth="9" markerHeight="9" refX="7" refY="3" orient="auto"&gt;&lt;path d="M0,0 L7,3 L0,6 z" fill="#94a3b8"/&gt;&lt;/marker&gt;&lt;marker id="arw" markerWidth="9" markerHeight="9" refX="7" refY="3" orient="auto"&gt;&lt;path d="M0,0 L7,3 L0,6 z" fill="#ffffff"/&gt;&lt;/marker&gt;&lt;filter id="sh" x="-20%" y="-20%" width="140%" height="140%"&gt;&lt;feDropShadow dx="0" dy="2" stdDeviation="3" flood-color="#0f172a" flood-opacity="0.16"/&gt;&lt;/filter&gt;&lt;/defs&gt;&lt;defs&gt;&lt;linearGradient id="bn1cf89db" x1="0" y1="0" x2="1" y2="0"&gt;&lt;stop offset="0" stop-color="#4ade80"/&gt;&lt;stop offset="1" stop-color="#14532d"/&gt;&lt;/linearGradient&gt;&lt;/defs&gt;&lt;rect width="840" height="460" rx="14" fill="#ffffff"/&gt;&lt;rect x="0" y="0" width="840" height="48" rx="14" fill="url(#bn1cf89db)"/&gt;&lt;rect x="0" y="32" width="840" height="16" fill="url(#bn1cf89db)"/&gt;&lt;text x="420" y="25" text-anchor="middle" font-size="14.5" font-weight="700" fill="#ffffff" dominant-baseline="middle"&gt;Knowledge Graph - Chain-of-Thought and Reasoning Prompts&lt;/text&gt;&lt;rect x="330" y="210" width="180" height="52" rx="11" fill="#0f172a" filter="url(#sh)"/&gt;&lt;text x="420" y="236" text-anchor="middle" font-size="13" font-weight="600" fill="#ffffff" dominant-baseline="middle"&gt;Prompt Engineering&lt;/text&gt;&lt;path d="M330,236 C250,236 250,126 248,126" fill="none" stroke="#cbd5e1" stroke-width="2"/&gt;&lt;rect x="92" y="104" width="156" height="44" rx="11" fill="#4ade80" filter="url(#sh)"/&gt;&lt;text x="170" y="121" text-anchor="middle" font-size="9.5" font-weight="600" fill="#ffffff" dominant-baseline="middle"&gt;Prompt Evaluation and&lt;/text&gt;&lt;text x="170" y="131" text-anchor="middle" font-size="9.5" font-weight="600" fill="#ffffff" dominant-baseline="middle"&gt;Regression Testing&lt;/text&gt;&lt;path d="M330,236 C250,236 250,236 248,236" fill="none" stroke="#cbd5e1" stroke-width="2"/&gt;&lt;rect x="92" y="214" width="156" height="44" rx="11" fill="#14532d" filter="url(#sh)"/&gt;&lt;text x="170" y="231" text-anchor="middle" font-size="9.5" font-weight="600" fill="#ffffff" dominant-baseline="middle"&gt;Defending Against Prompt&lt;/text&gt;&lt;text x="170" y="241" text-anchor="middle" font-size="9.5" font-weight="600" fill="#ffffff" dominant-baseline="middle"&gt;Injection&lt;/text&gt;&lt;path d="M330,236 C250,236 250,346 248,346" fill="none" stroke="#cbd5e1" stroke-width="2"/&gt;&lt;rect x="92" y="324" width="156" height="44" rx="11" fill="#166534" filter="url(#sh)"/&gt;&lt;text x="170" y="341" text-anchor="middle" font-size="9.5" font-weight="600" fill="#ffffff" dominant-baseline="middle"&gt;Multi-Step and Agentic&lt;/text&gt;&lt;text x="170" y="351" text-anchor="middle" font-size="9.5" font-weight="600" fill="#ffffff" dominant-baseline="middle"&gt;Prompting&lt;/text&gt;&lt;path d="M510,236 C590,236 590,126 592,126" fill="none" stroke="#cbd5e1" stroke-width="2"/&gt;&lt;rect x="592" y="104" width="156" height="44" rx="11" fill="#15803d" filter="url(#sh)"/&gt;&lt;text x="670" y="121" text-anchor="middle" font-size="9.5" font-weight="600" fill="#ffffff" dominant-baseline="middle"&gt;Prompt Management and&lt;/text&gt;&lt;text x="670" y="131" text-anchor="middle" font-size="9.5" font-weight="600" fill="#ffffff" dominant-baseline="middle"&gt;Versioning&lt;/text&gt;&lt;path d="M510,236 C590,236 590,236 592,236" fill="none" stroke="#cbd5e1" stroke-width="2"/&gt;&lt;rect x="592" y="214" width="156" height="44" rx="11" fill="#16a34a" filter="url(#sh)"/&gt;&lt;text x="670" y="236" text-anchor="middle" font-size="11" font-weight="600" fill="#ffffff" dominant-baseline="middle"&gt;Cost-Aware Prompt Design&lt;/text&gt;&lt;path d="M510,236 C590,236 590,346 592,346" fill="none" stroke="#cbd5e1" stroke-width="2"/&gt;&lt;rect x="592" y="324" width="156" height="44" rx="11" fill="#22c55e" filter="url(#sh)"/&gt;&lt;text x="670" y="341" text-anchor="middle" font-size="9.5" font-weight="600" fill="#ffffff" dominant-baseline="middle"&gt;Patterns, Anti-Patterns and&lt;/text&gt;&lt;text x="670" y="351" text-anchor="middle" font-size="9.5" font-weight="600" fill="#ffffff" dominant-baseline="middle"&gt;a Style Guide&lt;/text&gt;&lt;text x="28" y="446" text-anchor="start" font-size="9.5" font-weight="500" fill="#64748b" dominant-baseline="middle"&gt;Prompt Engineering  •  Knowledge Graph&lt;/text&gt;&lt;/svg&gt;</w:t>
       </w:r>
     </w:p>
     <w:p>
@@ -2171,7 +2171,7 @@
           <w:rFonts w:ascii="Consolas" w:hAnsi="Consolas"/>
           <w:sz w:val="16"/>
         </w:rPr>
-        <w:t>&lt;svg xmlns="http://www.w3.org/2000/svg" width="840" height="460" data-tpl="pillars" data-pal="4-4" viewBox="0 0 840 460" font-family="Inter, Segoe UI, Arial, sans-serif"&gt;&lt;defs&gt;&lt;marker id="ar" markerWidth="9" markerHeight="9" refX="7" refY="3" orient="auto"&gt;&lt;path d="M0,0 L7,3 L0,6 z" fill="#94a3b8"/&gt;&lt;/marker&gt;&lt;marker id="arw" markerWidth="9" markerHeight="9" refX="7" refY="3" orient="auto"&gt;&lt;path d="M0,0 L7,3 L0,6 z" fill="#ffffff"/&gt;&lt;/marker&gt;&lt;filter id="sh" x="-20%" y="-20%" width="140%" height="140%"&gt;&lt;feDropShadow dx="0" dy="2" stdDeviation="3" flood-color="#0f172a" flood-opacity="0.16"/&gt;&lt;/filter&gt;&lt;/defs&gt;&lt;defs&gt;&lt;linearGradient id="bnd062b6b" x1="0" y1="0" x2="1" y2="0"&gt;&lt;stop offset="0" stop-color="#fb7185"/&gt;&lt;stop offset="1" stop-color="#db2777"/&gt;&lt;/linearGradient&gt;&lt;/defs&gt;&lt;rect width="840" height="460" rx="14" fill="#ffffff"/&gt;&lt;rect x="0" y="0" width="840" height="48" rx="14" fill="url(#bnd062b6b)"/&gt;&lt;rect x="0" y="32" width="840" height="16" fill="url(#bnd062b6b)"/&gt;&lt;text x="420" y="25" text-anchor="middle" font-size="15" font-weight="700" fill="#ffffff" dominant-baseline="middle"&gt;Capability Map - Chain-of-Thought and Reasoning Prompts&lt;/text&gt;&lt;rect x="68" y="140" width="120" height="250" rx="10" fill="#fb7185"/&gt;&lt;rect x="60" y="126" width="136" height="18" rx="6" fill="#fb7185"/&gt;&lt;text x="128" y="265" text-anchor="middle" font-size="11" font-weight="600" fill="#fff" dominant-baseline="middle"&gt;Prompt Manage…&lt;/text&gt;&lt;rect x="214" y="140" width="120" height="250" rx="10" fill="#db2777"/&gt;&lt;rect x="206" y="126" width="136" height="18" rx="6" fill="#db2777"/&gt;&lt;text x="274" y="265" text-anchor="middle" font-size="11" font-weight="600" fill="#fff" dominant-baseline="middle"&gt;Cost-Aware Pr…&lt;/text&gt;&lt;rect x="360" y="140" width="120" height="250" rx="10" fill="#9f1239"/&gt;&lt;rect x="352" y="126" width="136" height="18" rx="6" fill="#9f1239"/&gt;&lt;text x="420" y="265" text-anchor="middle" font-size="11" font-weight="600" fill="#fff" dominant-baseline="middle"&gt;Patterns, Ant…&lt;/text&gt;&lt;rect x="506" y="140" width="120" height="250" rx="10" fill="#be123c"/&gt;&lt;rect x="498" y="126" width="136" height="18" rx="6" fill="#be123c"/&gt;&lt;text x="566" y="265" text-anchor="middle" font-size="11" font-weight="600" fill="#fff" dominant-baseline="middle"&gt;Anatomy of a …&lt;/text&gt;&lt;rect x="652" y="140" width="120" height="250" rx="10" fill="#e11d48"/&gt;&lt;rect x="644" y="126" width="136" height="18" rx="6" fill="#e11d48"/&gt;&lt;text x="712" y="265" text-anchor="middle" font-size="11" font-weight="600" fill="#fff" dominant-baseline="middle"&gt;Zero-, One- a…&lt;/text&gt;&lt;rect x="48.0" y="390" width="744" height="12" rx="4" fill="#0f172a"/&gt;&lt;text x="28" y="446" text-anchor="start" font-size="9.5" font-weight="500" fill="#64748b" dominant-baseline="middle"&gt;Prompt Engineering  •  Capability Map&lt;/text&gt;&lt;/svg&gt;</w:t>
+        <w:t>&lt;svg xmlns="http://www.w3.org/2000/svg" width="840" height="460" data-tpl="pillars" data-pal="4-4" viewBox="0 0 840 460" font-family="Inter, Segoe UI, Arial, sans-serif"&gt;&lt;defs&gt;&lt;marker id="ar" markerWidth="9" markerHeight="9" refX="7" refY="3" orient="auto"&gt;&lt;path d="M0,0 L7,3 L0,6 z" fill="#94a3b8"/&gt;&lt;/marker&gt;&lt;marker id="arw" markerWidth="9" markerHeight="9" refX="7" refY="3" orient="auto"&gt;&lt;path d="M0,0 L7,3 L0,6 z" fill="#ffffff"/&gt;&lt;/marker&gt;&lt;filter id="sh" x="-20%" y="-20%" width="140%" height="140%"&gt;&lt;feDropShadow dx="0" dy="2" stdDeviation="3" flood-color="#0f172a" flood-opacity="0.16"/&gt;&lt;/filter&gt;&lt;/defs&gt;&lt;defs&gt;&lt;linearGradient id="bnd062b6b" x1="0" y1="0" x2="1" y2="0"&gt;&lt;stop offset="0" stop-color="#fb7185"/&gt;&lt;stop offset="1" stop-color="#db2777"/&gt;&lt;/linearGradient&gt;&lt;/defs&gt;&lt;rect width="840" height="460" rx="14" fill="#ffffff"/&gt;&lt;rect x="0" y="0" width="840" height="48" rx="14" fill="url(#bnd062b6b)"/&gt;&lt;rect x="0" y="32" width="840" height="16" fill="url(#bnd062b6b)"/&gt;&lt;text x="420" y="25" text-anchor="middle" font-size="14.5" font-weight="700" fill="#ffffff" dominant-baseline="middle"&gt;Capability Map - Chain-of-Thought and Reasoning Prompts&lt;/text&gt;&lt;rect x="68" y="140" width="120" height="250" rx="10" fill="#fb7185"/&gt;&lt;rect x="60" y="126" width="136" height="18" rx="6" fill="#fb7185"/&gt;&lt;text x="128" y="252" text-anchor="middle" font-size="11" font-weight="600" fill="#fff" dominant-baseline="middle"&gt;Prompt&lt;/text&gt;&lt;text x="128" y="265" text-anchor="middle" font-size="11" font-weight="600" fill="#fff" dominant-baseline="middle"&gt;Management and&lt;/text&gt;&lt;text x="128" y="278" text-anchor="middle" font-size="11" font-weight="600" fill="#fff" dominant-baseline="middle"&gt;Versioning&lt;/text&gt;&lt;rect x="214" y="140" width="120" height="250" rx="10" fill="#db2777"/&gt;&lt;rect x="206" y="126" width="136" height="18" rx="6" fill="#db2777"/&gt;&lt;text x="274" y="259" text-anchor="middle" font-size="11" font-weight="600" fill="#fff" dominant-baseline="middle"&gt;Cost-Aware&lt;/text&gt;&lt;text x="274" y="271" text-anchor="middle" font-size="11" font-weight="600" fill="#fff" dominant-baseline="middle"&gt;Prompt Design&lt;/text&gt;&lt;rect x="360" y="140" width="120" height="250" rx="10" fill="#9f1239"/&gt;&lt;rect x="352" y="126" width="136" height="18" rx="6" fill="#9f1239"/&gt;&lt;text x="420" y="252" text-anchor="middle" font-size="11" font-weight="600" fill="#fff" dominant-baseline="middle"&gt;Patterns,&lt;/text&gt;&lt;text x="420" y="265" text-anchor="middle" font-size="11" font-weight="600" fill="#fff" dominant-baseline="middle"&gt;Anti-Patterns&lt;/text&gt;&lt;text x="420" y="278" text-anchor="middle" font-size="11" font-weight="600" fill="#fff" dominant-baseline="middle"&gt;and a Style&lt;/text&gt;&lt;rect x="506" y="140" width="120" height="250" rx="10" fill="#be123c"/&gt;&lt;rect x="498" y="126" width="136" height="18" rx="6" fill="#be123c"/&gt;&lt;text x="566" y="259" text-anchor="middle" font-size="11" font-weight="600" fill="#fff" dominant-baseline="middle"&gt;Anatomy of a&lt;/text&gt;&lt;text x="566" y="271" text-anchor="middle" font-size="11" font-weight="600" fill="#fff" dominant-baseline="middle"&gt;Prompt&lt;/text&gt;&lt;rect x="652" y="140" width="120" height="250" rx="10" fill="#e11d48"/&gt;&lt;rect x="644" y="126" width="136" height="18" rx="6" fill="#e11d48"/&gt;&lt;text x="712" y="252" text-anchor="middle" font-size="11" font-weight="600" fill="#fff" dominant-baseline="middle"&gt;Zero-, One- and&lt;/text&gt;&lt;text x="712" y="265" text-anchor="middle" font-size="11" font-weight="600" fill="#fff" dominant-baseline="middle"&gt;Few-Shot&lt;/text&gt;&lt;text x="712" y="278" text-anchor="middle" font-size="11" font-weight="600" fill="#fff" dominant-baseline="middle"&gt;Prompting&lt;/text&gt;&lt;rect x="48.0" y="390" width="744" height="12" rx="4" fill="#0f172a"/&gt;&lt;text x="28" y="446" text-anchor="start" font-size="9.5" font-weight="500" fill="#64748b" dominant-baseline="middle"&gt;Prompt Engineering  •  Capability Map&lt;/text&gt;&lt;/svg&gt;</w:t>
       </w:r>
     </w:p>
     <w:p>
@@ -3788,7 +3788,7 @@
           <w:rFonts w:ascii="Consolas" w:hAnsi="Consolas"/>
           <w:sz w:val="16"/>
         </w:rPr>
-        <w:t>&lt;svg xmlns="http://www.w3.org/2000/svg" width="840" height="460" data-tpl="layered" data-pal="0-3" viewBox="0 0 840 460" font-family="Inter, Segoe UI, Arial, sans-serif"&gt;&lt;defs&gt;&lt;marker id="ar" markerWidth="9" markerHeight="9" refX="7" refY="3" orient="auto"&gt;&lt;path d="M0,0 L7,3 L0,6 z" fill="#94a3b8"/&gt;&lt;/marker&gt;&lt;marker id="arw" markerWidth="9" markerHeight="9" refX="7" refY="3" orient="auto"&gt;&lt;path d="M0,0 L7,3 L0,6 z" fill="#ffffff"/&gt;&lt;/marker&gt;&lt;filter id="sh" x="-20%" y="-20%" width="140%" height="140%"&gt;&lt;feDropShadow dx="0" dy="2" stdDeviation="3" flood-color="#0f172a" flood-opacity="0.16"/&gt;&lt;/filter&gt;&lt;/defs&gt;&lt;defs&gt;&lt;linearGradient id="bn815e42a" x1="0" y1="0" x2="1" y2="0"&gt;&lt;stop offset="0" stop-color="#8b5cf6"/&gt;&lt;stop offset="1" stop-color="#a78bfa"/&gt;&lt;/linearGradient&gt;&lt;/defs&gt;&lt;rect width="840" height="460" rx="14" fill="#ffffff"/&gt;&lt;rect x="0" y="0" width="840" height="48" rx="14" fill="url(#bn815e42a)"/&gt;&lt;rect x="0" y="32" width="840" height="16" fill="url(#bn815e42a)"/&gt;&lt;text x="420" y="25" text-anchor="middle" font-size="15" font-weight="700" fill="#ffffff" dominant-baseline="middle"&gt;Architecture - Retrieval-Augmented Prompting&lt;/text&gt;&lt;rect x="28" y="64" width="784" height="104" rx="14" fill="#f8fafc" stroke="#e2e8f0" stroke-width="1"/&gt;&lt;text x="42" y="80" text-anchor="start" font-size="11" font-weight="700" fill="#64748b" dominant-baseline="middle"&gt;Experience&lt;/text&gt;&lt;rect x="42" y="96" width="371" height="52" rx="11" fill="#8b5cf6" filter="url(#sh)"/&gt;&lt;text x="228" y="122" text-anchor="middle" font-size="11" font-weight="600" fill="#ffffff" dominant-baseline="middle"&gt;Zero-, One- and Few-Shot Prompting&lt;/text&gt;&lt;rect x="427" y="96" width="371" height="52" rx="11" fill="#a78bfa" filter="url(#sh)"/&gt;&lt;text x="612" y="122" text-anchor="middle" font-size="11" font-weight="600" fill="#ffffff" dominant-baseline="middle"&gt;Chain-of-Thought and Reasoning Prompts&lt;/text&gt;&lt;rect x="28" y="186" width="784" height="104" rx="14" fill="#f8fafc" stroke="#e2e8f0" stroke-width="1"/&gt;&lt;text x="42" y="202" text-anchor="start" font-size="11" font-weight="700" fill="#64748b" dominant-baseline="middle"&gt;Platform&lt;/text&gt;&lt;rect x="42" y="218" width="178" height="52" rx="11" fill="#a78bfa" filter="url(#sh)"/&gt;&lt;text x="131" y="244" text-anchor="middle" font-size="11" font-weight="600" fill="#ffffff" dominant-baseline="middle"&gt;Prompt Evaluation and Regres…&lt;/text&gt;&lt;rect x="234" y="218" width="178" height="52" rx="11" fill="#c4b5fd" filter="url(#sh)"/&gt;&lt;text x="324" y="244" text-anchor="middle" font-size="11" font-weight="600" fill="#ffffff" dominant-baseline="middle"&gt;Defending Against Prompt Inj…&lt;/text&gt;&lt;rect x="427" y="218" width="178" height="52" rx="11" fill="#4338ca" filter="url(#sh)"/&gt;&lt;text x="516" y="244" text-anchor="middle" font-size="11" font-weight="600" fill="#ffffff" dominant-baseline="middle"&gt;Multi-Step and Agentic Promp…&lt;/text&gt;&lt;rect x="620" y="218" width="178" height="52" rx="11" fill="#6d28d9" filter="url(#sh)"/&gt;&lt;text x="709" y="244" text-anchor="middle" font-size="11" font-weight="600" fill="#ffffff" dominant-baseline="middle"&gt;Prompt Management and Versio…&lt;/text&gt;&lt;rect x="28" y="308" width="784" height="104" rx="14" fill="#f8fafc" stroke="#e2e8f0" stroke-width="1"/&gt;&lt;text x="42" y="324" text-anchor="start" font-size="11" font-weight="700" fill="#64748b" dominant-baseline="middle"&gt;Data &amp;amp; Operations&lt;/text&gt;&lt;rect x="42" y="340" width="178" height="52" rx="11" fill="#c4b5fd" filter="url(#sh)"/&gt;&lt;text x="131" y="366" text-anchor="middle" font-size="11" font-weight="600" fill="#ffffff" dominant-baseline="middle"&gt;Store&lt;/text&gt;&lt;rect x="234" y="340" width="178" height="52" rx="11" fill="#4338ca" filter="url(#sh)"/&gt;&lt;text x="324" y="366" text-anchor="middle" font-size="11" font-weight="600" fill="#ffffff" dominant-baseline="middle"&gt;Index&lt;/text&gt;&lt;rect x="427" y="340" width="178" height="52" rx="11" fill="#6d28d9" filter="url(#sh)"/&gt;&lt;text x="516" y="366" text-anchor="middle" font-size="11" font-weight="600" fill="#ffffff" dominant-baseline="middle"&gt;Observability&lt;/text&gt;&lt;rect x="620" y="340" width="178" height="52" rx="11" fill="#7c3aed" filter="url(#sh)"/&gt;&lt;text x="709" y="366" text-anchor="middle" font-size="11" font-weight="600" fill="#ffffff" dominant-baseline="middle"&gt;Security&lt;/text&gt;&lt;text x="28" y="446" text-anchor="start" font-size="9.5" font-weight="500" fill="#64748b" dominant-baseline="middle"&gt;Prompt Engineering  •  Architecture&lt;/text&gt;&lt;/svg&gt;</w:t>
+        <w:t>&lt;svg xmlns="http://www.w3.org/2000/svg" width="840" height="460" data-tpl="layered" data-pal="0-3" viewBox="0 0 840 460" font-family="Inter, Segoe UI, Arial, sans-serif"&gt;&lt;defs&gt;&lt;marker id="ar" markerWidth="9" markerHeight="9" refX="7" refY="3" orient="auto"&gt;&lt;path d="M0,0 L7,3 L0,6 z" fill="#94a3b8"/&gt;&lt;/marker&gt;&lt;marker id="arw" markerWidth="9" markerHeight="9" refX="7" refY="3" orient="auto"&gt;&lt;path d="M0,0 L7,3 L0,6 z" fill="#ffffff"/&gt;&lt;/marker&gt;&lt;filter id="sh" x="-20%" y="-20%" width="140%" height="140%"&gt;&lt;feDropShadow dx="0" dy="2" stdDeviation="3" flood-color="#0f172a" flood-opacity="0.16"/&gt;&lt;/filter&gt;&lt;/defs&gt;&lt;defs&gt;&lt;linearGradient id="bn815e42a" x1="0" y1="0" x2="1" y2="0"&gt;&lt;stop offset="0" stop-color="#8b5cf6"/&gt;&lt;stop offset="1" stop-color="#a78bfa"/&gt;&lt;/linearGradient&gt;&lt;/defs&gt;&lt;rect width="840" height="460" rx="14" fill="#ffffff"/&gt;&lt;rect x="0" y="0" width="840" height="48" rx="14" fill="url(#bn815e42a)"/&gt;&lt;rect x="0" y="32" width="840" height="16" fill="url(#bn815e42a)"/&gt;&lt;text x="420" y="25" text-anchor="middle" font-size="14.5" font-weight="700" fill="#ffffff" dominant-baseline="middle"&gt;Architecture - Retrieval-Augmented Prompting&lt;/text&gt;&lt;rect x="28" y="64" width="784" height="104" rx="14" fill="#f8fafc" stroke="#e2e8f0" stroke-width="1"/&gt;&lt;text x="42" y="80" text-anchor="start" font-size="11" font-weight="700" fill="#64748b" dominant-baseline="middle"&gt;Experience&lt;/text&gt;&lt;rect x="42" y="96" width="371" height="52" rx="11" fill="#8b5cf6" filter="url(#sh)"/&gt;&lt;text x="228" y="122" text-anchor="middle" font-size="11" font-weight="600" fill="#ffffff" dominant-baseline="middle"&gt;Zero-, One- and Few-Shot Prompting&lt;/text&gt;&lt;rect x="427" y="96" width="371" height="52" rx="11" fill="#a78bfa" filter="url(#sh)"/&gt;&lt;text x="612" y="122" text-anchor="middle" font-size="11" font-weight="600" fill="#ffffff" dominant-baseline="middle"&gt;Chain-of-Thought and Reasoning Prompts&lt;/text&gt;&lt;rect x="28" y="186" width="784" height="104" rx="14" fill="#f8fafc" stroke="#e2e8f0" stroke-width="1"/&gt;&lt;text x="42" y="202" text-anchor="start" font-size="11" font-weight="700" fill="#64748b" dominant-baseline="middle"&gt;Platform&lt;/text&gt;&lt;rect x="42" y="218" width="178" height="52" rx="11" fill="#a78bfa" filter="url(#sh)"/&gt;&lt;text x="131" y="239" text-anchor="middle" font-size="9.5" font-weight="600" fill="#ffffff" dominant-baseline="middle"&gt;Prompt Evaluation and Regression&lt;/text&gt;&lt;text x="131" y="249" text-anchor="middle" font-size="9.5" font-weight="600" fill="#ffffff" dominant-baseline="middle"&gt;Testing&lt;/text&gt;&lt;rect x="234" y="218" width="178" height="52" rx="11" fill="#c4b5fd" filter="url(#sh)"/&gt;&lt;text x="324" y="239" text-anchor="middle" font-size="9.5" font-weight="600" fill="#ffffff" dominant-baseline="middle"&gt;Defending Against Prompt&lt;/text&gt;&lt;text x="324" y="249" text-anchor="middle" font-size="9.5" font-weight="600" fill="#ffffff" dominant-baseline="middle"&gt;Injection&lt;/text&gt;&lt;rect x="427" y="218" width="178" height="52" rx="11" fill="#4338ca" filter="url(#sh)"/&gt;&lt;text x="516" y="244" text-anchor="middle" font-size="9.5" font-weight="600" fill="#ffffff" dominant-baseline="middle"&gt;Multi-Step and Agentic Prompting&lt;/text&gt;&lt;rect x="620" y="218" width="178" height="52" rx="11" fill="#6d28d9" filter="url(#sh)"/&gt;&lt;text x="709" y="244" text-anchor="middle" font-size="9.5" font-weight="600" fill="#ffffff" dominant-baseline="middle"&gt;Prompt Management and Versioning&lt;/text&gt;&lt;rect x="28" y="308" width="784" height="104" rx="14" fill="#f8fafc" stroke="#e2e8f0" stroke-width="1"/&gt;&lt;text x="42" y="324" text-anchor="start" font-size="11" font-weight="700" fill="#64748b" dominant-baseline="middle"&gt;Data &amp;amp; Operations&lt;/text&gt;&lt;rect x="42" y="340" width="178" height="52" rx="11" fill="#c4b5fd" filter="url(#sh)"/&gt;&lt;text x="131" y="366" text-anchor="middle" font-size="11" font-weight="600" fill="#ffffff" dominant-baseline="middle"&gt;Store&lt;/text&gt;&lt;rect x="234" y="340" width="178" height="52" rx="11" fill="#4338ca" filter="url(#sh)"/&gt;&lt;text x="324" y="366" text-anchor="middle" font-size="11" font-weight="600" fill="#ffffff" dominant-baseline="middle"&gt;Index&lt;/text&gt;&lt;rect x="427" y="340" width="178" height="52" rx="11" fill="#6d28d9" filter="url(#sh)"/&gt;&lt;text x="516" y="366" text-anchor="middle" font-size="11" font-weight="600" fill="#ffffff" dominant-baseline="middle"&gt;Observability&lt;/text&gt;&lt;rect x="620" y="340" width="178" height="52" rx="11" fill="#7c3aed" filter="url(#sh)"/&gt;&lt;text x="709" y="366" text-anchor="middle" font-size="11" font-weight="600" fill="#ffffff" dominant-baseline="middle"&gt;Security&lt;/text&gt;&lt;text x="28" y="446" text-anchor="start" font-size="9.5" font-weight="500" fill="#64748b" dominant-baseline="middle"&gt;Prompt Engineering  •  Architecture&lt;/text&gt;&lt;/svg&gt;</w:t>
       </w:r>
     </w:p>
     <w:p>
@@ -4586,7 +4586,7 @@
           <w:rFonts w:ascii="Consolas" w:hAnsi="Consolas"/>
           <w:sz w:val="16"/>
         </w:rPr>
-        <w:t>&lt;svg xmlns="http://www.w3.org/2000/svg" width="840" height="460" data-tpl="flow_v" data-pal="11-5" viewBox="0 0 840 460" font-family="Inter, Segoe UI, Arial, sans-serif"&gt;&lt;defs&gt;&lt;marker id="ar" markerWidth="9" markerHeight="9" refX="7" refY="3" orient="auto"&gt;&lt;path d="M0,0 L7,3 L0,6 z" fill="#94a3b8"/&gt;&lt;/marker&gt;&lt;marker id="arw" markerWidth="9" markerHeight="9" refX="7" refY="3" orient="auto"&gt;&lt;path d="M0,0 L7,3 L0,6 z" fill="#ffffff"/&gt;&lt;/marker&gt;&lt;filter id="sh" x="-20%" y="-20%" width="140%" height="140%"&gt;&lt;feDropShadow dx="0" dy="2" stdDeviation="3" flood-color="#0f172a" flood-opacity="0.16"/&gt;&lt;/filter&gt;&lt;/defs&gt;&lt;defs&gt;&lt;linearGradient id="bnf0f357a" x1="0" y1="0" x2="1" y2="0"&gt;&lt;stop offset="0" stop-color="#4338ca"/&gt;&lt;stop offset="1" stop-color="#0f172a"/&gt;&lt;/linearGradient&gt;&lt;/defs&gt;&lt;rect width="840" height="460" rx="14" fill="#ffffff"/&gt;&lt;rect x="0" y="0" width="840" height="48" rx="14" fill="url(#bnf0f357a)"/&gt;&lt;rect x="0" y="32" width="840" height="16" fill="url(#bnf0f357a)"/&gt;&lt;text x="420" y="25" text-anchor="middle" font-size="15" font-weight="700" fill="#ffffff" dominant-baseline="middle"&gt;Data Flow - Tool Use and Function Calling&lt;/text&gt;&lt;rect x="270" y="70" width="300" height="52" rx="11" fill="#4338ca" filter="url(#sh)"/&gt;&lt;text x="420" y="96" text-anchor="middle" font-size="12" font-weight="600" fill="#ffffff" dominant-baseline="middle"&gt;Structured Output and Schema Enforcement&lt;/text&gt;&lt;rect x="270" y="144" width="300" height="52" rx="11" fill="#0f172a" filter="url(#sh)"/&gt;&lt;text x="420" y="170" text-anchor="middle" font-size="12" font-weight="600" fill="#ffffff" dominant-baseline="middle"&gt;Retrieval-Augmented Prompting&lt;/text&gt;&lt;line x1="420" y1="122" x2="420" y2="144" stroke="#94a3b8" stroke-width="2" marker-end="url(#ar)"/&gt;&lt;rect x="270" y="218" width="300" height="52" rx="11" fill="#1e40af" filter="url(#sh)"/&gt;&lt;text x="420" y="244" text-anchor="middle" font-size="12" font-weight="600" fill="#ffffff" dominant-baseline="middle"&gt;Tool Use and Function Calling&lt;/text&gt;&lt;line x1="420" y1="196" x2="420" y2="218" stroke="#94a3b8" stroke-width="2" marker-end="url(#ar)"/&gt;&lt;rect x="270" y="292" width="300" height="52" rx="11" fill="#0e7490" filter="url(#sh)"/&gt;&lt;text x="420" y="318" text-anchor="middle" font-size="12" font-weight="600" fill="#ffffff" dominant-baseline="middle"&gt;Prompt Templates and Composition&lt;/text&gt;&lt;line x1="420" y1="270" x2="420" y2="292" stroke="#94a3b8" stroke-width="2" marker-end="url(#ar)"/&gt;&lt;rect x="270" y="366" width="300" height="52" rx="11" fill="#b45309" filter="url(#sh)"/&gt;&lt;text x="420" y="392" text-anchor="middle" font-size="12" font-weight="600" fill="#ffffff" dominant-baseline="middle"&gt;Decoding Parameters and Sampling&lt;/text&gt;&lt;line x1="420" y1="344" x2="420" y2="366" stroke="#94a3b8" stroke-width="2" marker-end="url(#ar)"/&gt;&lt;text x="28" y="446" text-anchor="start" font-size="9.5" font-weight="500" fill="#64748b" dominant-baseline="middle"&gt;Prompt Engineering  •  Data Flow&lt;/text&gt;&lt;/svg&gt;</w:t>
+        <w:t>&lt;svg xmlns="http://www.w3.org/2000/svg" width="840" height="460" data-tpl="flow_v" data-pal="11-5" viewBox="0 0 840 460" font-family="Inter, Segoe UI, Arial, sans-serif"&gt;&lt;defs&gt;&lt;marker id="ar" markerWidth="9" markerHeight="9" refX="7" refY="3" orient="auto"&gt;&lt;path d="M0,0 L7,3 L0,6 z" fill="#94a3b8"/&gt;&lt;/marker&gt;&lt;marker id="arw" markerWidth="9" markerHeight="9" refX="7" refY="3" orient="auto"&gt;&lt;path d="M0,0 L7,3 L0,6 z" fill="#ffffff"/&gt;&lt;/marker&gt;&lt;filter id="sh" x="-20%" y="-20%" width="140%" height="140%"&gt;&lt;feDropShadow dx="0" dy="2" stdDeviation="3" flood-color="#0f172a" flood-opacity="0.16"/&gt;&lt;/filter&gt;&lt;/defs&gt;&lt;defs&gt;&lt;linearGradient id="bnf0f357a" x1="0" y1="0" x2="1" y2="0"&gt;&lt;stop offset="0" stop-color="#4338ca"/&gt;&lt;stop offset="1" stop-color="#0f172a"/&gt;&lt;/linearGradient&gt;&lt;/defs&gt;&lt;rect width="840" height="460" rx="14" fill="#ffffff"/&gt;&lt;rect x="0" y="0" width="840" height="48" rx="14" fill="url(#bnf0f357a)"/&gt;&lt;rect x="0" y="32" width="840" height="16" fill="url(#bnf0f357a)"/&gt;&lt;text x="420" y="25" text-anchor="middle" font-size="14.5" font-weight="700" fill="#ffffff" dominant-baseline="middle"&gt;Data Flow - Tool Use and Function Calling&lt;/text&gt;&lt;rect x="270" y="70" width="300" height="52" rx="11" fill="#4338ca" filter="url(#sh)"/&gt;&lt;text x="420" y="96" text-anchor="middle" font-size="12" font-weight="600" fill="#ffffff" dominant-baseline="middle"&gt;Structured Output and Schema Enforcement&lt;/text&gt;&lt;rect x="270" y="144" width="300" height="52" rx="11" fill="#0f172a" filter="url(#sh)"/&gt;&lt;text x="420" y="170" text-anchor="middle" font-size="12" font-weight="600" fill="#ffffff" dominant-baseline="middle"&gt;Retrieval-Augmented Prompting&lt;/text&gt;&lt;line x1="420" y1="122" x2="420" y2="144" stroke="#94a3b8" stroke-width="2" marker-end="url(#ar)"/&gt;&lt;rect x="270" y="218" width="300" height="52" rx="11" fill="#1e40af" filter="url(#sh)"/&gt;&lt;text x="420" y="244" text-anchor="middle" font-size="12" font-weight="600" fill="#ffffff" dominant-baseline="middle"&gt;Tool Use and Function Calling&lt;/text&gt;&lt;line x1="420" y1="196" x2="420" y2="218" stroke="#94a3b8" stroke-width="2" marker-end="url(#ar)"/&gt;&lt;rect x="270" y="292" width="300" height="52" rx="11" fill="#0e7490" filter="url(#sh)"/&gt;&lt;text x="420" y="318" text-anchor="middle" font-size="12" font-weight="600" fill="#ffffff" dominant-baseline="middle"&gt;Prompt Templates and Composition&lt;/text&gt;&lt;line x1="420" y1="270" x2="420" y2="292" stroke="#94a3b8" stroke-width="2" marker-end="url(#ar)"/&gt;&lt;rect x="270" y="366" width="300" height="52" rx="11" fill="#b45309" filter="url(#sh)"/&gt;&lt;text x="420" y="392" text-anchor="middle" font-size="12" font-weight="600" fill="#ffffff" dominant-baseline="middle"&gt;Decoding Parameters and Sampling&lt;/text&gt;&lt;line x1="420" y1="344" x2="420" y2="366" stroke="#94a3b8" stroke-width="2" marker-end="url(#ar)"/&gt;&lt;text x="28" y="446" text-anchor="start" font-size="9.5" font-weight="500" fill="#64748b" dominant-baseline="middle"&gt;Prompt Engineering  •  Data Flow&lt;/text&gt;&lt;/svg&gt;</w:t>
       </w:r>
     </w:p>
     <w:p>
@@ -7211,7 +7211,7 @@
           <w:rFonts w:ascii="Consolas" w:hAnsi="Consolas"/>
           <w:sz w:val="16"/>
         </w:rPr>
-        <w:t>&lt;svg xmlns="http://www.w3.org/2000/svg" width="840" height="460" data-tpl="flow_h" data-pal="2-1" viewBox="0 0 840 460" font-family="Inter, Segoe UI, Arial, sans-serif"&gt;&lt;defs&gt;&lt;marker id="ar" markerWidth="9" markerHeight="9" refX="7" refY="3" orient="auto"&gt;&lt;path d="M0,0 L7,3 L0,6 z" fill="#94a3b8"/&gt;&lt;/marker&gt;&lt;marker id="arw" markerWidth="9" markerHeight="9" refX="7" refY="3" orient="auto"&gt;&lt;path d="M0,0 L7,3 L0,6 z" fill="#ffffff"/&gt;&lt;/marker&gt;&lt;filter id="sh" x="-20%" y="-20%" width="140%" height="140%"&gt;&lt;feDropShadow dx="0" dy="2" stdDeviation="3" flood-color="#0f172a" flood-opacity="0.16"/&gt;&lt;/filter&gt;&lt;/defs&gt;&lt;defs&gt;&lt;linearGradient id="bn322a898" x1="0" y1="0" x2="1" y2="0"&gt;&lt;stop offset="0" stop-color="#059669"/&gt;&lt;stop offset="1" stop-color="#10b981"/&gt;&lt;/linearGradient&gt;&lt;/defs&gt;&lt;rect width="840" height="460" rx="14" fill="#ffffff"/&gt;&lt;rect x="0" y="0" width="840" height="48" rx="14" fill="url(#bn322a898)"/&gt;&lt;rect x="0" y="32" width="840" height="16" fill="url(#bn322a898)"/&gt;&lt;text x="420" y="25" text-anchor="middle" font-size="15" font-weight="700" fill="#ffffff" dominant-baseline="middle"&gt;RAG Architecture - Prompt Evaluation and Regression Testing&lt;/text&gt;&lt;rect x="39" y="196" width="130" height="68" rx="11" fill="#059669" filter="url(#sh)"/&gt;&lt;text x="104" y="230" text-anchor="middle" font-size="12" font-weight="600" fill="#ffffff" dominant-baseline="middle"&gt;Structured Output …&lt;/text&gt;&lt;rect x="197" y="196" width="130" height="68" rx="11" fill="#10b981" filter="url(#sh)"/&gt;&lt;text x="262" y="230" text-anchor="middle" font-size="12" font-weight="600" fill="#ffffff" dominant-baseline="middle"&gt;Retrieval-Augmente…&lt;/text&gt;&lt;line x1="169" y1="230" x2="197" y2="230" stroke="#94a3b8" stroke-width="2" marker-end="url(#ar)"/&gt;&lt;rect x="355" y="196" width="130" height="68" rx="11" fill="#34d399" filter="url(#sh)"/&gt;&lt;text x="420" y="230" text-anchor="middle" font-size="12" font-weight="600" fill="#ffffff" dominant-baseline="middle"&gt;Tool Use and Funct…&lt;/text&gt;&lt;line x1="327" y1="230" x2="355" y2="230" stroke="#94a3b8" stroke-width="2" marker-end="url(#ar)"/&gt;&lt;rect x="513" y="196" width="130" height="68" rx="11" fill="#0d9488" filter="url(#sh)"/&gt;&lt;text x="578" y="230" text-anchor="middle" font-size="12" font-weight="600" fill="#ffffff" dominant-baseline="middle"&gt;Prompt Templates a…&lt;/text&gt;&lt;line x1="485" y1="230" x2="513" y2="230" stroke="#94a3b8" stroke-width="2" marker-end="url(#ar)"/&gt;&lt;rect x="671" y="196" width="130" height="68" rx="11" fill="#14b8a6" filter="url(#sh)"/&gt;&lt;text x="736" y="230" text-anchor="middle" font-size="12" font-weight="600" fill="#ffffff" dominant-baseline="middle"&gt;Decoding Parameter…&lt;/text&gt;&lt;line x1="643" y1="230" x2="671" y2="230" stroke="#94a3b8" stroke-width="2" marker-end="url(#ar)"/&gt;&lt;text x="420" y="300" text-anchor="middle" font-size="11" font-weight="500" fill="#64748b" dominant-baseline="middle"&gt;end-to-end flow&lt;/text&gt;&lt;text x="28" y="446" text-anchor="start" font-size="9.5" font-weight="500" fill="#64748b" dominant-baseline="middle"&gt;Prompt Engineering  •  RAG Architecture&lt;/text&gt;&lt;/svg&gt;</w:t>
+        <w:t>&lt;svg xmlns="http://www.w3.org/2000/svg" width="840" height="460" data-tpl="flow_h" data-pal="2-1" viewBox="0 0 840 460" font-family="Inter, Segoe UI, Arial, sans-serif"&gt;&lt;defs&gt;&lt;marker id="ar" markerWidth="9" markerHeight="9" refX="7" refY="3" orient="auto"&gt;&lt;path d="M0,0 L7,3 L0,6 z" fill="#94a3b8"/&gt;&lt;/marker&gt;&lt;marker id="arw" markerWidth="9" markerHeight="9" refX="7" refY="3" orient="auto"&gt;&lt;path d="M0,0 L7,3 L0,6 z" fill="#ffffff"/&gt;&lt;/marker&gt;&lt;filter id="sh" x="-20%" y="-20%" width="140%" height="140%"&gt;&lt;feDropShadow dx="0" dy="2" stdDeviation="3" flood-color="#0f172a" flood-opacity="0.16"/&gt;&lt;/filter&gt;&lt;/defs&gt;&lt;defs&gt;&lt;linearGradient id="bn322a898" x1="0" y1="0" x2="1" y2="0"&gt;&lt;stop offset="0" stop-color="#059669"/&gt;&lt;stop offset="1" stop-color="#10b981"/&gt;&lt;/linearGradient&gt;&lt;/defs&gt;&lt;rect width="840" height="460" rx="14" fill="#ffffff"/&gt;&lt;rect x="0" y="0" width="840" height="48" rx="14" fill="url(#bn322a898)"/&gt;&lt;rect x="0" y="32" width="840" height="16" fill="url(#bn322a898)"/&gt;&lt;text x="420" y="25" text-anchor="middle" font-size="14.5" font-weight="700" fill="#ffffff" dominant-baseline="middle"&gt;RAG Architecture - Prompt Evaluation and Regression Testing&lt;/text&gt;&lt;rect x="39" y="196" width="130" height="68" rx="11" fill="#059669" filter="url(#sh)"/&gt;&lt;text x="104" y="224" text-anchor="middle" font-size="10.5" font-weight="600" fill="#ffffff" dominant-baseline="middle"&gt;Structured Output and&lt;/text&gt;&lt;text x="104" y="236" text-anchor="middle" font-size="10.5" font-weight="600" fill="#ffffff" dominant-baseline="middle"&gt;Schema Enforcement&lt;/text&gt;&lt;rect x="197" y="196" width="130" height="68" rx="11" fill="#10b981" filter="url(#sh)"/&gt;&lt;text x="262" y="224" text-anchor="middle" font-size="10.5" font-weight="600" fill="#ffffff" dominant-baseline="middle"&gt;Retrieval-Augmented&lt;/text&gt;&lt;text x="262" y="236" text-anchor="middle" font-size="10.5" font-weight="600" fill="#ffffff" dominant-baseline="middle"&gt;Prompting&lt;/text&gt;&lt;line x1="169" y1="230" x2="197" y2="230" stroke="#94a3b8" stroke-width="2" marker-end="url(#ar)"/&gt;&lt;rect x="355" y="196" width="130" height="68" rx="11" fill="#34d399" filter="url(#sh)"/&gt;&lt;text x="420" y="224" text-anchor="middle" font-size="10.5" font-weight="600" fill="#ffffff" dominant-baseline="middle"&gt;Tool Use and Function&lt;/text&gt;&lt;text x="420" y="236" text-anchor="middle" font-size="10.5" font-weight="600" fill="#ffffff" dominant-baseline="middle"&gt;Calling&lt;/text&gt;&lt;line x1="327" y1="230" x2="355" y2="230" stroke="#94a3b8" stroke-width="2" marker-end="url(#ar)"/&gt;&lt;rect x="513" y="196" width="130" height="68" rx="11" fill="#0d9488" filter="url(#sh)"/&gt;&lt;text x="578" y="224" text-anchor="middle" font-size="10.5" font-weight="600" fill="#ffffff" dominant-baseline="middle"&gt;Prompt Templates and&lt;/text&gt;&lt;text x="578" y="236" text-anchor="middle" font-size="10.5" font-weight="600" fill="#ffffff" dominant-baseline="middle"&gt;Composition&lt;/text&gt;&lt;line x1="485" y1="230" x2="513" y2="230" stroke="#94a3b8" stroke-width="2" marker-end="url(#ar)"/&gt;&lt;rect x="671" y="196" width="130" height="68" rx="11" fill="#14b8a6" filter="url(#sh)"/&gt;&lt;text x="736" y="224" text-anchor="middle" font-size="10.5" font-weight="600" fill="#ffffff" dominant-baseline="middle"&gt;Decoding Parameters&lt;/text&gt;&lt;text x="736" y="236" text-anchor="middle" font-size="10.5" font-weight="600" fill="#ffffff" dominant-baseline="middle"&gt;and Sampling&lt;/text&gt;&lt;line x1="643" y1="230" x2="671" y2="230" stroke="#94a3b8" stroke-width="2" marker-end="url(#ar)"/&gt;&lt;text x="420" y="300" text-anchor="middle" font-size="11" font-weight="500" fill="#64748b" dominant-baseline="middle"&gt;end-to-end flow&lt;/text&gt;&lt;text x="28" y="446" text-anchor="start" font-size="9.5" font-weight="500" fill="#64748b" dominant-baseline="middle"&gt;Prompt Engineering  •  RAG Architecture&lt;/text&gt;&lt;/svg&gt;</w:t>
       </w:r>
     </w:p>
     <w:p>
@@ -8844,7 +8844,7 @@
           <w:rFonts w:ascii="Consolas" w:hAnsi="Consolas"/>
           <w:sz w:val="16"/>
         </w:rPr>
-        <w:t>&lt;svg xmlns="http://www.w3.org/2000/svg" width="840" height="460" data-tpl="matrix" data-pal="8-4" viewBox="0 0 840 460" font-family="Inter, Segoe UI, Arial, sans-serif"&gt;&lt;defs&gt;&lt;marker id="ar" markerWidth="9" markerHeight="9" refX="7" refY="3" orient="auto"&gt;&lt;path d="M0,0 L7,3 L0,6 z" fill="#94a3b8"/&gt;&lt;/marker&gt;&lt;marker id="arw" markerWidth="9" markerHeight="9" refX="7" refY="3" orient="auto"&gt;&lt;path d="M0,0 L7,3 L0,6 z" fill="#ffffff"/&gt;&lt;/marker&gt;&lt;filter id="sh" x="-20%" y="-20%" width="140%" height="140%"&gt;&lt;feDropShadow dx="0" dy="2" stdDeviation="3" flood-color="#0f172a" flood-opacity="0.16"/&gt;&lt;/filter&gt;&lt;/defs&gt;&lt;defs&gt;&lt;linearGradient id="bnf09fd" x1="0" y1="0" x2="1" y2="0"&gt;&lt;stop offset="0" stop-color="#84cc16"/&gt;&lt;stop offset="1" stop-color="#0d9488"/&gt;&lt;/linearGradient&gt;&lt;/defs&gt;&lt;rect width="840" height="460" rx="14" fill="#ffffff"/&gt;&lt;rect x="0" y="0" width="840" height="48" rx="14" fill="url(#bnf09fd)"/&gt;&lt;rect x="0" y="32" width="840" height="16" fill="url(#bnf09fd)"/&gt;&lt;text x="420" y="25" text-anchor="middle" font-size="15" font-weight="700" fill="#ffffff" dominant-baseline="middle"&gt;Security Architecture - Multi-Step and Agentic Prompting&lt;/text&gt;&lt;rect x="273" y="97" width="144" height="144" rx="12" fill="#84cc16"/&gt;&lt;text x="345" y="169" text-anchor="middle" font-size="12" font-weight="600" fill="#fff" dominant-baseline="middle"&gt;Zero-, One- and…&lt;/text&gt;&lt;rect x="423" y="97" width="144" height="144" rx="12" fill="#0d9488"/&gt;&lt;text x="495" y="169" text-anchor="middle" font-size="12" font-weight="600" fill="#fff" dominant-baseline="middle"&gt;Chain-of-Though…&lt;/text&gt;&lt;rect x="273" y="247" width="144" height="144" rx="12" fill="#0f766e"/&gt;&lt;text x="345" y="319" text-anchor="middle" font-size="12" font-weight="600" fill="#fff" dominant-baseline="middle"&gt;Structured Outp…&lt;/text&gt;&lt;rect x="423" y="247" width="144" height="144" rx="12" fill="#14b8a6"/&gt;&lt;text x="495" y="319" text-anchor="middle" font-size="12" font-weight="600" fill="#fff" dominant-baseline="middle"&gt;Retrieval-Augme…&lt;/text&gt;&lt;text x="420" y="82" text-anchor="middle" font-size="10" font-weight="600" fill="#64748b" dominant-baseline="middle"&gt;High impact&lt;/text&gt;&lt;text x="420" y="410" text-anchor="middle" font-size="10" font-weight="600" fill="#64748b" dominant-baseline="middle"&gt;Low impact&lt;/text&gt;&lt;text x="258.0" y="244.0" text-anchor="middle" font-size="10" fill="#64748b" transform="rotate(-90 258.0 244.0)"&gt;Low effort&lt;/text&gt;&lt;text x="582.0" y="244.0" text-anchor="middle" font-size="10" fill="#64748b" transform="rotate(90 582.0 244.0)"&gt;High effort&lt;/text&gt;&lt;text x="28" y="446" text-anchor="start" font-size="9.5" font-weight="500" fill="#64748b" dominant-baseline="middle"&gt;Prompt Engineering  •  Security Architecture&lt;/text&gt;&lt;/svg&gt;</w:t>
+        <w:t>&lt;svg xmlns="http://www.w3.org/2000/svg" width="840" height="460" data-tpl="matrix" data-pal="8-4" viewBox="0 0 840 460" font-family="Inter, Segoe UI, Arial, sans-serif"&gt;&lt;defs&gt;&lt;marker id="ar" markerWidth="9" markerHeight="9" refX="7" refY="3" orient="auto"&gt;&lt;path d="M0,0 L7,3 L0,6 z" fill="#94a3b8"/&gt;&lt;/marker&gt;&lt;marker id="arw" markerWidth="9" markerHeight="9" refX="7" refY="3" orient="auto"&gt;&lt;path d="M0,0 L7,3 L0,6 z" fill="#ffffff"/&gt;&lt;/marker&gt;&lt;filter id="sh" x="-20%" y="-20%" width="140%" height="140%"&gt;&lt;feDropShadow dx="0" dy="2" stdDeviation="3" flood-color="#0f172a" flood-opacity="0.16"/&gt;&lt;/filter&gt;&lt;/defs&gt;&lt;defs&gt;&lt;linearGradient id="bnf09fd" x1="0" y1="0" x2="1" y2="0"&gt;&lt;stop offset="0" stop-color="#84cc16"/&gt;&lt;stop offset="1" stop-color="#0d9488"/&gt;&lt;/linearGradient&gt;&lt;/defs&gt;&lt;rect width="840" height="460" rx="14" fill="#ffffff"/&gt;&lt;rect x="0" y="0" width="840" height="48" rx="14" fill="url(#bnf09fd)"/&gt;&lt;rect x="0" y="32" width="840" height="16" fill="url(#bnf09fd)"/&gt;&lt;text x="420" y="25" text-anchor="middle" font-size="14.5" font-weight="700" fill="#ffffff" dominant-baseline="middle"&gt;Security Architecture - Multi-Step and Agentic Prompting&lt;/text&gt;&lt;rect x="273" y="97" width="144" height="144" rx="12" fill="#84cc16"/&gt;&lt;text x="345" y="155" text-anchor="middle" font-size="12" font-weight="600" fill="#fff" dominant-baseline="middle"&gt;Zero-, One- and&lt;/text&gt;&lt;text x="345" y="169" text-anchor="middle" font-size="12" font-weight="600" fill="#fff" dominant-baseline="middle"&gt;Few-Shot&lt;/text&gt;&lt;text x="345" y="183" text-anchor="middle" font-size="12" font-weight="600" fill="#fff" dominant-baseline="middle"&gt;Prompting&lt;/text&gt;&lt;rect x="423" y="97" width="144" height="144" rx="12" fill="#0d9488"/&gt;&lt;text x="495" y="155" text-anchor="middle" font-size="12" font-weight="600" fill="#fff" dominant-baseline="middle"&gt;Chain-of-Thought&lt;/text&gt;&lt;text x="495" y="169" text-anchor="middle" font-size="12" font-weight="600" fill="#fff" dominant-baseline="middle"&gt;and Reasoning&lt;/text&gt;&lt;text x="495" y="183" text-anchor="middle" font-size="12" font-weight="600" fill="#fff" dominant-baseline="middle"&gt;Prompts&lt;/text&gt;&lt;rect x="273" y="247" width="144" height="144" rx="12" fill="#0f766e"/&gt;&lt;text x="345" y="305" text-anchor="middle" font-size="12" font-weight="600" fill="#fff" dominant-baseline="middle"&gt;Structured&lt;/text&gt;&lt;text x="345" y="319" text-anchor="middle" font-size="12" font-weight="600" fill="#fff" dominant-baseline="middle"&gt;Output and&lt;/text&gt;&lt;text x="345" y="333" text-anchor="middle" font-size="12" font-weight="600" fill="#fff" dominant-baseline="middle"&gt;Schema&lt;/text&gt;&lt;rect x="423" y="247" width="144" height="144" rx="12" fill="#14b8a6"/&gt;&lt;text x="495" y="312" text-anchor="middle" font-size="12" font-weight="600" fill="#fff" dominant-baseline="middle"&gt;Retrieval-Augmented&lt;/text&gt;&lt;text x="495" y="326" text-anchor="middle" font-size="12" font-weight="600" fill="#fff" dominant-baseline="middle"&gt;Prompting&lt;/text&gt;&lt;text x="420" y="82" text-anchor="middle" font-size="10" font-weight="600" fill="#64748b" dominant-baseline="middle"&gt;High impact&lt;/text&gt;&lt;text x="420" y="410" text-anchor="middle" font-size="10" font-weight="600" fill="#64748b" dominant-baseline="middle"&gt;Low impact&lt;/text&gt;&lt;text x="258.0" y="244.0" text-anchor="middle" font-size="10" fill="#64748b" transform="rotate(-90 258.0 244.0)"&gt;Low effort&lt;/text&gt;&lt;text x="582.0" y="244.0" text-anchor="middle" font-size="10" fill="#64748b" transform="rotate(90 582.0 244.0)"&gt;High effort&lt;/text&gt;&lt;text x="28" y="446" text-anchor="start" font-size="9.5" font-weight="500" fill="#64748b" dominant-baseline="middle"&gt;Prompt Engineering  •  Security Architecture&lt;/text&gt;&lt;/svg&gt;</w:t>
       </w:r>
     </w:p>
     <w:p>
@@ -14725,7 +14725,7 @@
           <w:rFonts w:ascii="Consolas" w:hAnsi="Consolas"/>
           <w:sz w:val="16"/>
         </w:rPr>
-        <w:t>&lt;svg xmlns="http://www.w3.org/2000/svg" width="840" height="460" data-tpl="grid_matrix" data-pal="10-3" viewBox="0 0 840 460" font-family="Inter, Segoe UI, Arial, sans-serif"&gt;&lt;defs&gt;&lt;marker id="ar" markerWidth="9" markerHeight="9" refX="7" refY="3" orient="auto"&gt;&lt;path d="M0,0 L7,3 L0,6 z" fill="#94a3b8"/&gt;&lt;/marker&gt;&lt;marker id="arw" markerWidth="9" markerHeight="9" refX="7" refY="3" orient="auto"&gt;&lt;path d="M0,0 L7,3 L0,6 z" fill="#ffffff"/&gt;&lt;/marker&gt;&lt;filter id="sh" x="-20%" y="-20%" width="140%" height="140%"&gt;&lt;feDropShadow dx="0" dy="2" stdDeviation="3" flood-color="#0f172a" flood-opacity="0.16"/&gt;&lt;/filter&gt;&lt;/defs&gt;&lt;defs&gt;&lt;linearGradient id="bna70a342" x1="0" y1="0" x2="1" y2="0"&gt;&lt;stop offset="0" stop-color="#16a34a"/&gt;&lt;stop offset="1" stop-color="#22c55e"/&gt;&lt;/linearGradient&gt;&lt;/defs&gt;&lt;rect width="840" height="460" rx="14" fill="#ffffff"/&gt;&lt;rect x="0" y="0" width="840" height="48" rx="14" fill="url(#bna70a342)"/&gt;&lt;rect x="0" y="32" width="840" height="16" fill="url(#bna70a342)"/&gt;&lt;text x="420" y="25" text-anchor="middle" font-size="15" font-weight="700" fill="#ffffff" dominant-baseline="middle"&gt;Cloud Architecture - Operating in Production&lt;/text&gt;&lt;text x="276" y="78" text-anchor="middle" font-size="10.5" font-weight="700" fill="#64748b" dominant-baseline="middle"&gt;Plan&lt;/text&gt;&lt;text x="430" y="78" text-anchor="middle" font-size="10.5" font-weight="700" fill="#64748b" dominant-baseline="middle"&gt;Build&lt;/text&gt;&lt;text x="582" y="78" text-anchor="middle" font-size="10.5" font-weight="700" fill="#64748b" dominant-baseline="middle"&gt;Run&lt;/text&gt;&lt;text x="736" y="78" text-anchor="middle" font-size="10.5" font-weight="700" fill="#64748b" dominant-baseline="middle"&gt;Improve&lt;/text&gt;&lt;text x="188" y="125" text-anchor="end" font-size="10.5" font-weight="600" fill="#0f172a" dominant-baseline="middle"&gt;Prompt Evaluation and…&lt;/text&gt;&lt;rect x="203" y="93" width="147" height="64" rx="8" fill="#16a34a"/&gt;&lt;rect x="203" y="93" width="147" height="64" rx="8" fill="#ffffff" fill-opacity="0.62"/&gt;&lt;rect x="356" y="93" width="147" height="64" rx="8" fill="#22c55e"/&gt;&lt;rect x="356" y="93" width="147" height="64" rx="8" fill="#ffffff" fill-opacity="0.25"/&gt;&lt;rect x="509" y="93" width="147" height="64" rx="8" fill="#4ade80"/&gt;&lt;rect x="509" y="93" width="147" height="64" rx="8" fill="#ffffff" fill-opacity="0.25"/&gt;&lt;rect x="662" y="93" width="147" height="64" rx="8" fill="#14532d"/&gt;&lt;rect x="662" y="93" width="147" height="64" rx="8" fill="#ffffff" fill-opacity="0.50"/&gt;&lt;text x="188" y="195" text-anchor="end" font-size="10.5" font-weight="600" fill="#0f172a" dominant-baseline="middle"&gt;Defending Against Pro…&lt;/text&gt;&lt;rect x="203" y="163" width="147" height="64" rx="8" fill="#22c55e"/&gt;&lt;rect x="203" y="163" width="147" height="64" rx="8" fill="#ffffff" fill-opacity="0.62"/&gt;&lt;rect x="356" y="163" width="147" height="64" rx="8" fill="#4ade80"/&gt;&lt;rect x="356" y="163" width="147" height="64" rx="8" fill="#ffffff" fill-opacity="0.25"/&gt;&lt;rect x="509" y="163" width="147" height="64" rx="8" fill="#14532d"/&gt;&lt;rect x="509" y="163" width="147" height="64" rx="8" fill="#ffffff" fill-opacity="0.12"/&gt;&lt;rect x="662" y="163" width="147" height="64" rx="8" fill="#166534"/&gt;&lt;rect x="662" y="163" width="147" height="64" rx="8" fill="#ffffff" fill-opacity="0.12"/&gt;&lt;text x="188" y="265" text-anchor="end" font-size="10.5" font-weight="600" fill="#0f172a" dominant-baseline="middle"&gt;Multi-Step and Agenti…&lt;/text&gt;&lt;rect x="203" y="233" width="147" height="64" rx="8" fill="#4ade80"/&gt;&lt;rect x="203" y="233" width="147" height="64" rx="8" fill="#ffffff" fill-opacity="0.38"/&gt;&lt;rect x="356" y="233" width="147" height="64" rx="8" fill="#14532d"/&gt;&lt;rect x="356" y="233" width="147" height="64" rx="8" fill="#ffffff" fill-opacity="0.00"/&gt;&lt;rect x="509" y="233" width="147" height="64" rx="8" fill="#166534"/&gt;&lt;rect x="509" y="233" width="147" height="64" rx="8" fill="#ffffff" fill-opacity="0.50"/&gt;&lt;rect x="662" y="233" width="147" height="64" rx="8" fill="#15803d"/&gt;&lt;rect x="662" y="233" width="147" height="64" rx="8" fill="#ffffff" fill-opacity="0.25"/&gt;&lt;text x="188" y="335" text-anchor="end" font-size="10.5" font-weight="600" fill="#0f172a" dominant-baseline="middle"&gt;Prompt Management and…&lt;/text&gt;&lt;rect x="203" y="303" width="147" height="64" rx="8" fill="#14532d"/&gt;&lt;rect x="203" y="303" width="147" height="64" rx="8" fill="#ffffff" fill-opacity="0.62"/&gt;&lt;rect x="356" y="303" width="147" height="64" rx="8" fill="#166534"/&gt;&lt;rect x="356" y="303" width="147" height="64" rx="8" fill="#ffffff" fill-opacity="0.50"/&gt;&lt;rect x="509" y="303" width="147" height="64" rx="8" fill="#15803d"/&gt;&lt;rect x="509" y="303" width="147" height="64" rx="8" fill="#ffffff" fill-opacity="0.50"/&gt;&lt;rect x="662" y="303" width="147" height="64" rx="8" fill="#16a34a"/&gt;&lt;rect x="662" y="303" width="147" height="64" rx="8" fill="#ffffff" fill-opacity="0.00"/&gt;&lt;text x="28" y="446" text-anchor="start" font-size="9.5" font-weight="500" fill="#64748b" dominant-baseline="middle"&gt;Prompt Engineering  •  Cloud Architecture&lt;/text&gt;&lt;/svg&gt;</w:t>
+        <w:t>&lt;svg xmlns="http://www.w3.org/2000/svg" width="840" height="460" data-tpl="grid_matrix" data-pal="10-3" viewBox="0 0 840 460" font-family="Inter, Segoe UI, Arial, sans-serif"&gt;&lt;defs&gt;&lt;marker id="ar" markerWidth="9" markerHeight="9" refX="7" refY="3" orient="auto"&gt;&lt;path d="M0,0 L7,3 L0,6 z" fill="#94a3b8"/&gt;&lt;/marker&gt;&lt;marker id="arw" markerWidth="9" markerHeight="9" refX="7" refY="3" orient="auto"&gt;&lt;path d="M0,0 L7,3 L0,6 z" fill="#ffffff"/&gt;&lt;/marker&gt;&lt;filter id="sh" x="-20%" y="-20%" width="140%" height="140%"&gt;&lt;feDropShadow dx="0" dy="2" stdDeviation="3" flood-color="#0f172a" flood-opacity="0.16"/&gt;&lt;/filter&gt;&lt;/defs&gt;&lt;defs&gt;&lt;linearGradient id="bna70a342" x1="0" y1="0" x2="1" y2="0"&gt;&lt;stop offset="0" stop-color="#16a34a"/&gt;&lt;stop offset="1" stop-color="#22c55e"/&gt;&lt;/linearGradient&gt;&lt;/defs&gt;&lt;rect width="840" height="460" rx="14" fill="#ffffff"/&gt;&lt;rect x="0" y="0" width="840" height="48" rx="14" fill="url(#bna70a342)"/&gt;&lt;rect x="0" y="32" width="840" height="16" fill="url(#bna70a342)"/&gt;&lt;text x="420" y="25" text-anchor="middle" font-size="14.5" font-weight="700" fill="#ffffff" dominant-baseline="middle"&gt;Cloud Architecture - Operating in Production&lt;/text&gt;&lt;text x="276" y="78" text-anchor="middle" font-size="10.5" font-weight="700" fill="#64748b" dominant-baseline="middle"&gt;Plan&lt;/text&gt;&lt;text x="430" y="78" text-anchor="middle" font-size="10.5" font-weight="700" fill="#64748b" dominant-baseline="middle"&gt;Build&lt;/text&gt;&lt;text x="582" y="78" text-anchor="middle" font-size="10.5" font-weight="700" fill="#64748b" dominant-baseline="middle"&gt;Run&lt;/text&gt;&lt;text x="736" y="78" text-anchor="middle" font-size="10.5" font-weight="700" fill="#64748b" dominant-baseline="middle"&gt;Improve&lt;/text&gt;&lt;text x="188" y="119" text-anchor="end" font-size="10" font-weight="600" fill="#0f172a" dominant-baseline="middle"&gt;Prompt Evaluation and&lt;/text&gt;&lt;text x="188" y="131" text-anchor="end" font-size="10" font-weight="600" fill="#0f172a" dominant-baseline="middle"&gt;Regression Testing&lt;/text&gt;&lt;rect x="203" y="93" width="147" height="64" rx="8" fill="#16a34a"/&gt;&lt;rect x="203" y="93" width="147" height="64" rx="8" fill="#ffffff" fill-opacity="0.62"/&gt;&lt;rect x="356" y="93" width="147" height="64" rx="8" fill="#22c55e"/&gt;&lt;rect x="356" y="93" width="147" height="64" rx="8" fill="#ffffff" fill-opacity="0.25"/&gt;&lt;rect x="509" y="93" width="147" height="64" rx="8" fill="#4ade80"/&gt;&lt;rect x="509" y="93" width="147" height="64" rx="8" fill="#ffffff" fill-opacity="0.25"/&gt;&lt;rect x="662" y="93" width="147" height="64" rx="8" fill="#14532d"/&gt;&lt;rect x="662" y="93" width="147" height="64" rx="8" fill="#ffffff" fill-opacity="0.50"/&gt;&lt;text x="188" y="189" text-anchor="end" font-size="10" font-weight="600" fill="#0f172a" dominant-baseline="middle"&gt;Defending Against Prompt&lt;/text&gt;&lt;text x="188" y="201" text-anchor="end" font-size="10" font-weight="600" fill="#0f172a" dominant-baseline="middle"&gt;Injection&lt;/text&gt;&lt;rect x="203" y="163" width="147" height="64" rx="8" fill="#22c55e"/&gt;&lt;rect x="203" y="163" width="147" height="64" rx="8" fill="#ffffff" fill-opacity="0.62"/&gt;&lt;rect x="356" y="163" width="147" height="64" rx="8" fill="#4ade80"/&gt;&lt;rect x="356" y="163" width="147" height="64" rx="8" fill="#ffffff" fill-opacity="0.25"/&gt;&lt;rect x="509" y="163" width="147" height="64" rx="8" fill="#14532d"/&gt;&lt;rect x="509" y="163" width="147" height="64" rx="8" fill="#ffffff" fill-opacity="0.12"/&gt;&lt;rect x="662" y="163" width="147" height="64" rx="8" fill="#166534"/&gt;&lt;rect x="662" y="163" width="147" height="64" rx="8" fill="#ffffff" fill-opacity="0.12"/&gt;&lt;text x="188" y="259" text-anchor="end" font-size="10" font-weight="600" fill="#0f172a" dominant-baseline="middle"&gt;Multi-Step and Agentic&lt;/text&gt;&lt;text x="188" y="271" text-anchor="end" font-size="10" font-weight="600" fill="#0f172a" dominant-baseline="middle"&gt;Prompting&lt;/text&gt;&lt;rect x="203" y="233" width="147" height="64" rx="8" fill="#4ade80"/&gt;&lt;rect x="203" y="233" width="147" height="64" rx="8" fill="#ffffff" fill-opacity="0.38"/&gt;&lt;rect x="356" y="233" width="147" height="64" rx="8" fill="#14532d"/&gt;&lt;rect x="356" y="233" width="147" height="64" rx="8" fill="#ffffff" fill-opacity="0.00"/&gt;&lt;rect x="509" y="233" width="147" height="64" rx="8" fill="#166534"/&gt;&lt;rect x="509" y="233" width="147" height="64" rx="8" fill="#ffffff" fill-opacity="0.50"/&gt;&lt;rect x="662" y="233" width="147" height="64" rx="8" fill="#15803d"/&gt;&lt;rect x="662" y="233" width="147" height="64" rx="8" fill="#ffffff" fill-opacity="0.25"/&gt;&lt;text x="188" y="329" text-anchor="end" font-size="10" font-weight="600" fill="#0f172a" dominant-baseline="middle"&gt;Prompt Management and&lt;/text&gt;&lt;text x="188" y="341" text-anchor="end" font-size="10" font-weight="600" fill="#0f172a" dominant-baseline="middle"&gt;Versioning&lt;/text&gt;&lt;rect x="203" y="303" width="147" height="64" rx="8" fill="#14532d"/&gt;&lt;rect x="203" y="303" width="147" height="64" rx="8" fill="#ffffff" fill-opacity="0.62"/&gt;&lt;rect x="356" y="303" width="147" height="64" rx="8" fill="#166534"/&gt;&lt;rect x="356" y="303" width="147" height="64" rx="8" fill="#ffffff" fill-opacity="0.50"/&gt;&lt;rect x="509" y="303" width="147" height="64" rx="8" fill="#15803d"/&gt;&lt;rect x="509" y="303" width="147" height="64" rx="8" fill="#ffffff" fill-opacity="0.50"/&gt;&lt;rect x="662" y="303" width="147" height="64" rx="8" fill="#16a34a"/&gt;&lt;rect x="662" y="303" width="147" height="64" rx="8" fill="#ffffff" fill-opacity="0.00"/&gt;&lt;text x="28" y="446" text-anchor="start" font-size="9.5" font-weight="500" fill="#64748b" dominant-baseline="middle"&gt;Prompt Engineering  •  Cloud Architecture&lt;/text&gt;&lt;/svg&gt;</w:t>
       </w:r>
     </w:p>
     <w:p>
@@ -15523,7 +15523,7 @@
           <w:rFonts w:ascii="Consolas" w:hAnsi="Consolas"/>
           <w:sz w:val="16"/>
         </w:rPr>
-        <w:t>&lt;svg xmlns="http://www.w3.org/2000/svg" width="840" height="460" data-tpl="grid_matrix" data-pal="5-1" viewBox="0 0 840 460" font-family="Inter, Segoe UI, Arial, sans-serif"&gt;&lt;defs&gt;&lt;marker id="ar" markerWidth="9" markerHeight="9" refX="7" refY="3" orient="auto"&gt;&lt;path d="M0,0 L7,3 L0,6 z" fill="#94a3b8"/&gt;&lt;/marker&gt;&lt;marker id="arw" markerWidth="9" markerHeight="9" refX="7" refY="3" orient="auto"&gt;&lt;path d="M0,0 L7,3 L0,6 z" fill="#ffffff"/&gt;&lt;/marker&gt;&lt;filter id="sh" x="-20%" y="-20%" width="140%" height="140%"&gt;&lt;feDropShadow dx="0" dy="2" stdDeviation="3" flood-color="#0f172a" flood-opacity="0.16"/&gt;&lt;/filter&gt;&lt;/defs&gt;&lt;defs&gt;&lt;linearGradient id="bn57934ae" x1="0" y1="0" x2="1" y2="0"&gt;&lt;stop offset="0" stop-color="#1d4ed8"/&gt;&lt;stop offset="1" stop-color="#2563eb"/&gt;&lt;/linearGradient&gt;&lt;/defs&gt;&lt;rect width="840" height="460" rx="14" fill="#ffffff"/&gt;&lt;rect x="0" y="0" width="840" height="48" rx="14" fill="url(#bn57934ae)"/&gt;&lt;rect x="0" y="32" width="840" height="16" fill="url(#bn57934ae)"/&gt;&lt;text x="420" y="25" text-anchor="middle" font-size="15" font-weight="700" fill="#ffffff" dominant-baseline="middle"&gt;Operating Model - Evaluation and Quality Assurance&lt;/text&gt;&lt;text x="276" y="78" text-anchor="middle" font-size="10.5" font-weight="700" fill="#64748b" dominant-baseline="middle"&gt;Plan&lt;/text&gt;&lt;text x="430" y="78" text-anchor="middle" font-size="10.5" font-weight="700" fill="#64748b" dominant-baseline="middle"&gt;Build&lt;/text&gt;&lt;text x="582" y="78" text-anchor="middle" font-size="10.5" font-weight="700" fill="#64748b" dominant-baseline="middle"&gt;Run&lt;/text&gt;&lt;text x="736" y="78" text-anchor="middle" font-size="10.5" font-weight="700" fill="#64748b" dominant-baseline="middle"&gt;Improve&lt;/text&gt;&lt;text x="188" y="125" text-anchor="end" font-size="10.5" font-weight="600" fill="#0f172a" dominant-baseline="middle"&gt;Tool Use and Function…&lt;/text&gt;&lt;rect x="203" y="93" width="147" height="64" rx="8" fill="#1d4ed8"/&gt;&lt;rect x="203" y="93" width="147" height="64" rx="8" fill="#ffffff" fill-opacity="0.25"/&gt;&lt;rect x="356" y="93" width="147" height="64" rx="8" fill="#2563eb"/&gt;&lt;rect x="356" y="93" width="147" height="64" rx="8" fill="#ffffff" fill-opacity="0.12"/&gt;&lt;rect x="509" y="93" width="147" height="64" rx="8" fill="#3b82f6"/&gt;&lt;rect x="509" y="93" width="147" height="64" rx="8" fill="#ffffff" fill-opacity="0.25"/&gt;&lt;rect x="662" y="93" width="147" height="64" rx="8" fill="#60a5fa"/&gt;&lt;rect x="662" y="93" width="147" height="64" rx="8" fill="#ffffff" fill-opacity="0.62"/&gt;&lt;text x="188" y="195" text-anchor="end" font-size="10.5" font-weight="600" fill="#0f172a" dominant-baseline="middle"&gt;Prompt Templates and …&lt;/text&gt;&lt;rect x="203" y="163" width="147" height="64" rx="8" fill="#2563eb"/&gt;&lt;rect x="203" y="163" width="147" height="64" rx="8" fill="#ffffff" fill-opacity="0.25"/&gt;&lt;rect x="356" y="163" width="147" height="64" rx="8" fill="#3b82f6"/&gt;&lt;rect x="356" y="163" width="147" height="64" rx="8" fill="#ffffff" fill-opacity="0.00"/&gt;&lt;rect x="509" y="163" width="147" height="64" rx="8" fill="#60a5fa"/&gt;&lt;rect x="509" y="163" width="147" height="64" rx="8" fill="#ffffff" fill-opacity="0.12"/&gt;&lt;rect x="662" y="163" width="147" height="64" rx="8" fill="#1e40af"/&gt;&lt;rect x="662" y="163" width="147" height="64" rx="8" fill="#ffffff" fill-opacity="0.25"/&gt;&lt;text x="188" y="265" text-anchor="end" font-size="10.5" font-weight="600" fill="#0f172a" dominant-baseline="middle"&gt;Decoding Parameters a…&lt;/text&gt;&lt;rect x="203" y="233" width="147" height="64" rx="8" fill="#3b82f6"/&gt;&lt;rect x="203" y="233" width="147" height="64" rx="8" fill="#ffffff" fill-opacity="0.38"/&gt;&lt;rect x="356" y="233" width="147" height="64" rx="8" fill="#60a5fa"/&gt;&lt;rect x="356" y="233" width="147" height="64" rx="8" fill="#ffffff" fill-opacity="0.00"/&gt;&lt;rect x="509" y="233" width="147" height="64" rx="8" fill="#1e40af"/&gt;&lt;rect x="509" y="233" width="147" height="64" rx="8" fill="#ffffff" fill-opacity="0.38"/&gt;&lt;rect x="662" y="233" width="147" height="64" rx="8" fill="#1e3a8a"/&gt;&lt;rect x="662" y="233" width="147" height="64" rx="8" fill="#ffffff" fill-opacity="0.00"/&gt;&lt;text x="188" y="335" text-anchor="end" font-size="10.5" font-weight="600" fill="#0f172a" dominant-baseline="middle"&gt;Prompt Evaluation and…&lt;/text&gt;&lt;rect x="203" y="303" width="147" height="64" rx="8" fill="#60a5fa"/&gt;&lt;rect x="203" y="303" width="147" height="64" rx="8" fill="#ffffff" fill-opacity="0.00"/&gt;&lt;rect x="356" y="303" width="147" height="64" rx="8" fill="#1e40af"/&gt;&lt;rect x="356" y="303" width="147" height="64" rx="8" fill="#ffffff" fill-opacity="0.25"/&gt;&lt;rect x="509" y="303" width="147" height="64" rx="8" fill="#1e3a8a"/&gt;&lt;rect x="509" y="303" width="147" height="64" rx="8" fill="#ffffff" fill-opacity="0.00"/&gt;&lt;rect x="662" y="303" width="147" height="64" rx="8" fill="#1d4ed8"/&gt;&lt;rect x="662" y="303" width="147" height="64" rx="8" fill="#ffffff" fill-opacity="0.38"/&gt;&lt;text x="28" y="446" text-anchor="start" font-size="9.5" font-weight="500" fill="#64748b" dominant-baseline="middle"&gt;Prompt Engineering  •  Operating Model&lt;/text&gt;&lt;/svg&gt;</w:t>
+        <w:t>&lt;svg xmlns="http://www.w3.org/2000/svg" width="840" height="460" data-tpl="grid_matrix" data-pal="5-1" viewBox="0 0 840 460" font-family="Inter, Segoe UI, Arial, sans-serif"&gt;&lt;defs&gt;&lt;marker id="ar" markerWidth="9" markerHeight="9" refX="7" refY="3" orient="auto"&gt;&lt;path d="M0,0 L7,3 L0,6 z" fill="#94a3b8"/&gt;&lt;/marker&gt;&lt;marker id="arw" markerWidth="9" markerHeight="9" refX="7" refY="3" orient="auto"&gt;&lt;path d="M0,0 L7,3 L0,6 z" fill="#ffffff"/&gt;&lt;/marker&gt;&lt;filter id="sh" x="-20%" y="-20%" width="140%" height="140%"&gt;&lt;feDropShadow dx="0" dy="2" stdDeviation="3" flood-color="#0f172a" flood-opacity="0.16"/&gt;&lt;/filter&gt;&lt;/defs&gt;&lt;defs&gt;&lt;linearGradient id="bn57934ae" x1="0" y1="0" x2="1" y2="0"&gt;&lt;stop offset="0" stop-color="#1d4ed8"/&gt;&lt;stop offset="1" stop-color="#2563eb"/&gt;&lt;/linearGradient&gt;&lt;/defs&gt;&lt;rect width="840" height="460" rx="14" fill="#ffffff"/&gt;&lt;rect x="0" y="0" width="840" height="48" rx="14" fill="url(#bn57934ae)"/&gt;&lt;rect x="0" y="32" width="840" height="16" fill="url(#bn57934ae)"/&gt;&lt;text x="420" y="25" text-anchor="middle" font-size="14.5" font-weight="700" fill="#ffffff" dominant-baseline="middle"&gt;Operating Model - Evaluation and Quality Assurance&lt;/text&gt;&lt;text x="276" y="78" text-anchor="middle" font-size="10.5" font-weight="700" fill="#64748b" dominant-baseline="middle"&gt;Plan&lt;/text&gt;&lt;text x="430" y="78" text-anchor="middle" font-size="10.5" font-weight="700" fill="#64748b" dominant-baseline="middle"&gt;Build&lt;/text&gt;&lt;text x="582" y="78" text-anchor="middle" font-size="10.5" font-weight="700" fill="#64748b" dominant-baseline="middle"&gt;Run&lt;/text&gt;&lt;text x="736" y="78" text-anchor="middle" font-size="10.5" font-weight="700" fill="#64748b" dominant-baseline="middle"&gt;Improve&lt;/text&gt;&lt;text x="188" y="119" text-anchor="end" font-size="10" font-weight="600" fill="#0f172a" dominant-baseline="middle"&gt;Tool Use and Function&lt;/text&gt;&lt;text x="188" y="131" text-anchor="end" font-size="10" font-weight="600" fill="#0f172a" dominant-baseline="middle"&gt;Calling&lt;/text&gt;&lt;rect x="203" y="93" width="147" height="64" rx="8" fill="#1d4ed8"/&gt;&lt;rect x="203" y="93" width="147" height="64" rx="8" fill="#ffffff" fill-opacity="0.25"/&gt;&lt;rect x="356" y="93" width="147" height="64" rx="8" fill="#2563eb"/&gt;&lt;rect x="356" y="93" width="147" height="64" rx="8" fill="#ffffff" fill-opacity="0.12"/&gt;&lt;rect x="509" y="93" width="147" height="64" rx="8" fill="#3b82f6"/&gt;&lt;rect x="509" y="93" width="147" height="64" rx="8" fill="#ffffff" fill-opacity="0.25"/&gt;&lt;rect x="662" y="93" width="147" height="64" rx="8" fill="#60a5fa"/&gt;&lt;rect x="662" y="93" width="147" height="64" rx="8" fill="#ffffff" fill-opacity="0.62"/&gt;&lt;text x="188" y="189" text-anchor="end" font-size="10" font-weight="600" fill="#0f172a" dominant-baseline="middle"&gt;Prompt Templates and&lt;/text&gt;&lt;text x="188" y="201" text-anchor="end" font-size="10" font-weight="600" fill="#0f172a" dominant-baseline="middle"&gt;Composition&lt;/text&gt;&lt;rect x="203" y="163" width="147" height="64" rx="8" fill="#2563eb"/&gt;&lt;rect x="203" y="163" width="147" height="64" rx="8" fill="#ffffff" fill-opacity="0.25"/&gt;&lt;rect x="356" y="163" width="147" height="64" rx="8" fill="#3b82f6"/&gt;&lt;rect x="356" y="163" width="147" height="64" rx="8" fill="#ffffff" fill-opacity="0.00"/&gt;&lt;rect x="509" y="163" width="147" height="64" rx="8" fill="#60a5fa"/&gt;&lt;rect x="509" y="163" width="147" height="64" rx="8" fill="#ffffff" fill-opacity="0.12"/&gt;&lt;rect x="662" y="163" width="147" height="64" rx="8" fill="#1e40af"/&gt;&lt;rect x="662" y="163" width="147" height="64" rx="8" fill="#ffffff" fill-opacity="0.25"/&gt;&lt;text x="188" y="259" text-anchor="end" font-size="10" font-weight="600" fill="#0f172a" dominant-baseline="middle"&gt;Decoding Parameters and&lt;/text&gt;&lt;text x="188" y="271" text-anchor="end" font-size="10" font-weight="600" fill="#0f172a" dominant-baseline="middle"&gt;Sampling&lt;/text&gt;&lt;rect x="203" y="233" width="147" height="64" rx="8" fill="#3b82f6"/&gt;&lt;rect x="203" y="233" width="147" height="64" rx="8" fill="#ffffff" fill-opacity="0.38"/&gt;&lt;rect x="356" y="233" width="147" height="64" rx="8" fill="#60a5fa"/&gt;&lt;rect x="356" y="233" width="147" height="64" rx="8" fill="#ffffff" fill-opacity="0.00"/&gt;&lt;rect x="509" y="233" width="147" height="64" rx="8" fill="#1e40af"/&gt;&lt;rect x="509" y="233" width="147" height="64" rx="8" fill="#ffffff" fill-opacity="0.38"/&gt;&lt;rect x="662" y="233" width="147" height="64" rx="8" fill="#1e3a8a"/&gt;&lt;rect x="662" y="233" width="147" height="64" rx="8" fill="#ffffff" fill-opacity="0.00"/&gt;&lt;text x="188" y="329" text-anchor="end" font-size="10" font-weight="600" fill="#0f172a" dominant-baseline="middle"&gt;Prompt Evaluation and&lt;/text&gt;&lt;text x="188" y="341" text-anchor="end" font-size="10" font-weight="600" fill="#0f172a" dominant-baseline="middle"&gt;Regression Testing&lt;/text&gt;&lt;rect x="203" y="303" width="147" height="64" rx="8" fill="#60a5fa"/&gt;&lt;rect x="203" y="303" width="147" height="64" rx="8" fill="#ffffff" fill-opacity="0.00"/&gt;&lt;rect x="356" y="303" width="147" height="64" rx="8" fill="#1e40af"/&gt;&lt;rect x="356" y="303" width="147" height="64" rx="8" fill="#ffffff" fill-opacity="0.25"/&gt;&lt;rect x="509" y="303" width="147" height="64" rx="8" fill="#1e3a8a"/&gt;&lt;rect x="509" y="303" width="147" height="64" rx="8" fill="#ffffff" fill-opacity="0.00"/&gt;&lt;rect x="662" y="303" width="147" height="64" rx="8" fill="#1d4ed8"/&gt;&lt;rect x="662" y="303" width="147" height="64" rx="8" fill="#ffffff" fill-opacity="0.38"/&gt;&lt;text x="28" y="446" text-anchor="start" font-size="9.5" font-weight="500" fill="#64748b" dominant-baseline="middle"&gt;Prompt Engineering  •  Operating Model&lt;/text&gt;&lt;/svg&gt;</w:t>
       </w:r>
     </w:p>
     <w:p>
@@ -20346,7 +20346,7 @@
           <w:rFonts w:ascii="Consolas" w:hAnsi="Consolas"/>
           <w:sz w:val="16"/>
         </w:rPr>
-        <w:t>&lt;svg xmlns="http://www.w3.org/2000/svg" width="840" height="460" data-tpl="timeline" data-pal="5-3" viewBox="0 0 840 460" font-family="Inter, Segoe UI, Arial, sans-serif"&gt;&lt;defs&gt;&lt;marker id="ar" markerWidth="9" markerHeight="9" refX="7" refY="3" orient="auto"&gt;&lt;path d="M0,0 L7,3 L0,6 z" fill="#94a3b8"/&gt;&lt;/marker&gt;&lt;marker id="arw" markerWidth="9" markerHeight="9" refX="7" refY="3" orient="auto"&gt;&lt;path d="M0,0 L7,3 L0,6 z" fill="#ffffff"/&gt;&lt;/marker&gt;&lt;filter id="sh" x="-20%" y="-20%" width="140%" height="140%"&gt;&lt;feDropShadow dx="0" dy="2" stdDeviation="3" flood-color="#0f172a" flood-opacity="0.16"/&gt;&lt;/filter&gt;&lt;/defs&gt;&lt;defs&gt;&lt;linearGradient id="bnfc82207" x1="0" y1="0" x2="1" y2="0"&gt;&lt;stop offset="0" stop-color="#3b82f6"/&gt;&lt;stop offset="1" stop-color="#60a5fa"/&gt;&lt;/linearGradient&gt;&lt;/defs&gt;&lt;rect width="840" height="460" rx="14" fill="#ffffff"/&gt;&lt;rect x="0" y="0" width="840" height="48" rx="14" fill="url(#bnfc82207)"/&gt;&lt;rect x="0" y="32" width="840" height="16" fill="url(#bnfc82207)"/&gt;&lt;text x="420" y="25" text-anchor="middle" font-size="15" font-weight="700" fill="#ffffff" dominant-baseline="middle"&gt;Data Flow - Certification Preparation and Review&lt;/text&gt;&lt;line x1="68" y1="230.0" x2="772" y2="230.0" stroke="#cbd5e1" stroke-width="3"/&gt;&lt;circle cx="68" cy="230.0" r="9" fill="#3b82f6"/&gt;&lt;line x1="68" y1="230.0" x2="68" y2="198" stroke="#cbd5e1" stroke-width="1.4"/&gt;&lt;rect x="-2" y="138" width="140" height="52" rx="11" fill="#3b82f6" filter="url(#sh)"/&gt;&lt;text x="68" y="157" text-anchor="middle" font-size="11" font-weight="600" fill="#ffffff" dominant-baseline="middle"&gt;Patterns, Anti-Pattern…&lt;/text&gt;&lt;text x="68" y="173" text-anchor="middle" font-size="8" font-weight="500" fill="#ffffff" dominant-baseline="middle"&gt;Phase 1&lt;/text&gt;&lt;circle cx="244" cy="230.0" r="9" fill="#60a5fa"/&gt;&lt;line x1="244" y1="230.0" x2="244" y2="254" stroke="#cbd5e1" stroke-width="1.4"/&gt;&lt;rect x="174" y="254" width="140" height="52" rx="11" fill="#60a5fa" filter="url(#sh)"/&gt;&lt;text x="244" y="273" text-anchor="middle" font-size="11" font-weight="600" fill="#ffffff" dominant-baseline="middle"&gt;Anatomy of a Prompt&lt;/text&gt;&lt;text x="244" y="289" text-anchor="middle" font-size="8" font-weight="500" fill="#ffffff" dominant-baseline="middle"&gt;Phase 2&lt;/text&gt;&lt;circle cx="420" cy="230.0" r="9" fill="#1e40af"/&gt;&lt;line x1="420" y1="230.0" x2="420" y2="198" stroke="#cbd5e1" stroke-width="1.4"/&gt;&lt;rect x="350" y="138" width="140" height="52" rx="11" fill="#1e40af" filter="url(#sh)"/&gt;&lt;text x="420" y="157" text-anchor="middle" font-size="11" font-weight="600" fill="#ffffff" dominant-baseline="middle"&gt;Zero-, One- and Few-Sh…&lt;/text&gt;&lt;text x="420" y="173" text-anchor="middle" font-size="8" font-weight="500" fill="#ffffff" dominant-baseline="middle"&gt;Phase 3&lt;/text&gt;&lt;circle cx="596" cy="230.0" r="9" fill="#1e3a8a"/&gt;&lt;line x1="596" y1="230.0" x2="596" y2="254" stroke="#cbd5e1" stroke-width="1.4"/&gt;&lt;rect x="526" y="254" width="140" height="52" rx="11" fill="#1e3a8a" filter="url(#sh)"/&gt;&lt;text x="596" y="273" text-anchor="middle" font-size="11" font-weight="600" fill="#ffffff" dominant-baseline="middle"&gt;Chain-of-Thought and R…&lt;/text&gt;&lt;text x="596" y="289" text-anchor="middle" font-size="8" font-weight="500" fill="#ffffff" dominant-baseline="middle"&gt;Phase 4&lt;/text&gt;&lt;circle cx="772" cy="230.0" r="9" fill="#1d4ed8"/&gt;&lt;line x1="772" y1="230.0" x2="772" y2="198" stroke="#cbd5e1" stroke-width="1.4"/&gt;&lt;rect x="702" y="138" width="140" height="52" rx="11" fill="#1d4ed8" filter="url(#sh)"/&gt;&lt;text x="772" y="157" text-anchor="middle" font-size="11" font-weight="600" fill="#ffffff" dominant-baseline="middle"&gt;Structured Output and …&lt;/text&gt;&lt;text x="772" y="173" text-anchor="middle" font-size="8" font-weight="500" fill="#ffffff" dominant-baseline="middle"&gt;Phase 5&lt;/text&gt;&lt;text x="28" y="446" text-anchor="start" font-size="9.5" font-weight="500" fill="#64748b" dominant-baseline="middle"&gt;Prompt Engineering  •  Data Flow&lt;/text&gt;&lt;/svg&gt;</w:t>
+        <w:t>&lt;svg xmlns="http://www.w3.org/2000/svg" width="840" height="460" data-tpl="timeline" data-pal="5-3" viewBox="0 0 840 460" font-family="Inter, Segoe UI, Arial, sans-serif"&gt;&lt;defs&gt;&lt;marker id="ar" markerWidth="9" markerHeight="9" refX="7" refY="3" orient="auto"&gt;&lt;path d="M0,0 L7,3 L0,6 z" fill="#94a3b8"/&gt;&lt;/marker&gt;&lt;marker id="arw" markerWidth="9" markerHeight="9" refX="7" refY="3" orient="auto"&gt;&lt;path d="M0,0 L7,3 L0,6 z" fill="#ffffff"/&gt;&lt;/marker&gt;&lt;filter id="sh" x="-20%" y="-20%" width="140%" height="140%"&gt;&lt;feDropShadow dx="0" dy="2" stdDeviation="3" flood-color="#0f172a" flood-opacity="0.16"/&gt;&lt;/filter&gt;&lt;/defs&gt;&lt;defs&gt;&lt;linearGradient id="bnfc82207" x1="0" y1="0" x2="1" y2="0"&gt;&lt;stop offset="0" stop-color="#3b82f6"/&gt;&lt;stop offset="1" stop-color="#60a5fa"/&gt;&lt;/linearGradient&gt;&lt;/defs&gt;&lt;rect width="840" height="460" rx="14" fill="#ffffff"/&gt;&lt;rect x="0" y="0" width="840" height="48" rx="14" fill="url(#bnfc82207)"/&gt;&lt;rect x="0" y="32" width="840" height="16" fill="url(#bnfc82207)"/&gt;&lt;text x="420" y="25" text-anchor="middle" font-size="14.5" font-weight="700" fill="#ffffff" dominant-baseline="middle"&gt;Data Flow - Certification Preparation and Review&lt;/text&gt;&lt;line x1="68" y1="230.0" x2="772" y2="230.0" stroke="#cbd5e1" stroke-width="3"/&gt;&lt;circle cx="68" cy="230.0" r="9" fill="#3b82f6"/&gt;&lt;line x1="68" y1="230.0" x2="68" y2="198" stroke="#cbd5e1" stroke-width="1.4"/&gt;&lt;rect x="-2" y="138" width="140" height="52" rx="11" fill="#3b82f6" filter="url(#sh)"/&gt;&lt;text x="68" y="151" text-anchor="middle" font-size="9.5" font-weight="600" fill="#ffffff" dominant-baseline="middle"&gt;Patterns, Anti-Patterns&lt;/text&gt;&lt;text x="68" y="161" text-anchor="middle" font-size="9.5" font-weight="600" fill="#ffffff" dominant-baseline="middle"&gt;and a Style Guide&lt;/text&gt;&lt;text x="68" y="175" text-anchor="middle" font-size="7.5" font-weight="500" fill="#ffffff" dominant-baseline="middle"&gt;Phase 1&lt;/text&gt;&lt;circle cx="244" cy="230.0" r="9" fill="#60a5fa"/&gt;&lt;line x1="244" y1="230.0" x2="244" y2="254" stroke="#cbd5e1" stroke-width="1.4"/&gt;&lt;rect x="174" y="254" width="140" height="52" rx="11" fill="#60a5fa" filter="url(#sh)"/&gt;&lt;text x="244" y="272" text-anchor="middle" font-size="11" font-weight="600" fill="#ffffff" dominant-baseline="middle"&gt;Anatomy of a Prompt&lt;/text&gt;&lt;text x="244" y="291" text-anchor="middle" font-size="9" font-weight="500" fill="#ffffff" dominant-baseline="middle"&gt;Phase 2&lt;/text&gt;&lt;circle cx="420" cy="230.0" r="9" fill="#1e40af"/&gt;&lt;line x1="420" y1="230.0" x2="420" y2="198" stroke="#cbd5e1" stroke-width="1.4"/&gt;&lt;rect x="350" y="138" width="140" height="52" rx="11" fill="#1e40af" filter="url(#sh)"/&gt;&lt;text x="420" y="151" text-anchor="middle" font-size="9.5" font-weight="600" fill="#ffffff" dominant-baseline="middle"&gt;Zero-, One- and Few-Shot&lt;/text&gt;&lt;text x="420" y="161" text-anchor="middle" font-size="9.5" font-weight="600" fill="#ffffff" dominant-baseline="middle"&gt;Prompting&lt;/text&gt;&lt;text x="420" y="175" text-anchor="middle" font-size="7.5" font-weight="500" fill="#ffffff" dominant-baseline="middle"&gt;Phase 3&lt;/text&gt;&lt;circle cx="596" cy="230.0" r="9" fill="#1e3a8a"/&gt;&lt;line x1="596" y1="230.0" x2="596" y2="254" stroke="#cbd5e1" stroke-width="1.4"/&gt;&lt;rect x="526" y="254" width="140" height="52" rx="11" fill="#1e3a8a" filter="url(#sh)"/&gt;&lt;text x="596" y="267" text-anchor="middle" font-size="9.5" font-weight="600" fill="#ffffff" dominant-baseline="middle"&gt;Chain-of-Thought and&lt;/text&gt;&lt;text x="596" y="277" text-anchor="middle" font-size="9.5" font-weight="600" fill="#ffffff" dominant-baseline="middle"&gt;Reasoning Prompts&lt;/text&gt;&lt;text x="596" y="291" text-anchor="middle" font-size="7.5" font-weight="500" fill="#ffffff" dominant-baseline="middle"&gt;Phase 4&lt;/text&gt;&lt;circle cx="772" cy="230.0" r="9" fill="#1d4ed8"/&gt;&lt;line x1="772" y1="230.0" x2="772" y2="198" stroke="#cbd5e1" stroke-width="1.4"/&gt;&lt;rect x="702" y="138" width="140" height="52" rx="11" fill="#1d4ed8" filter="url(#sh)"/&gt;&lt;text x="772" y="151" text-anchor="middle" font-size="9.5" font-weight="600" fill="#ffffff" dominant-baseline="middle"&gt;Structured Output and&lt;/text&gt;&lt;text x="772" y="161" text-anchor="middle" font-size="9.5" font-weight="600" fill="#ffffff" dominant-baseline="middle"&gt;Schema Enforcement&lt;/text&gt;&lt;text x="772" y="175" text-anchor="middle" font-size="7.5" font-weight="500" fill="#ffffff" dominant-baseline="middle"&gt;Phase 5&lt;/text&gt;&lt;text x="28" y="446" text-anchor="start" font-size="9.5" font-weight="500" fill="#64748b" dominant-baseline="middle"&gt;Prompt Engineering  •  Data Flow&lt;/text&gt;&lt;/svg&gt;</w:t>
       </w:r>
     </w:p>
     <w:p>
